--- a/docs/docx/07-environments-cicd.docx
+++ b/docs/docx/07-environments-cicd.docx
@@ -23,7 +23,7 @@
       </w:pPr>
       <w:r>
         <w:rPr/>
-        <w:t>Планировщик отпусков 0.3.0 · Окружения, конвейеры, версии и эксплуатация</w:t>
+        <w:t>Планировщик отпусков 0.4.0 · Окружения, конвейеры, версии и эксплуатация</w:t>
       </w:r>
     </w:p>
     <w:p>
@@ -93,7 +93,7 @@
             </w:rPr>
             <w:fldChar w:fldCharType="separate"/>
           </w:r>
-          <w:hyperlink w:anchor="__RefHeading___Toc15533_1756087021">
+          <w:hyperlink w:anchor="__RefHeading___Toc17470_1562542824">
             <w:r>
               <w:rPr>
                 <w:webHidden/>
@@ -114,7 +114,7 @@
             </w:tabs>
             <w:rPr/>
           </w:pPr>
-          <w:hyperlink w:anchor="__RefHeading___Toc15535_1756087021">
+          <w:hyperlink w:anchor="__RefHeading___Toc17472_1562542824">
             <w:r>
               <w:rPr>
                 <w:webHidden/>
@@ -135,7 +135,7 @@
             </w:tabs>
             <w:rPr/>
           </w:pPr>
-          <w:hyperlink w:anchor="__RefHeading___Toc15537_1756087021">
+          <w:hyperlink w:anchor="__RefHeading___Toc17474_1562542824">
             <w:r>
               <w:rPr>
                 <w:webHidden/>
@@ -156,7 +156,7 @@
             </w:tabs>
             <w:rPr/>
           </w:pPr>
-          <w:hyperlink w:anchor="__RefHeading___Toc15539_1756087021">
+          <w:hyperlink w:anchor="__RefHeading___Toc17476_1562542824">
             <w:r>
               <w:rPr>
                 <w:webHidden/>
@@ -177,7 +177,7 @@
             </w:tabs>
             <w:rPr/>
           </w:pPr>
-          <w:hyperlink w:anchor="__RefHeading___Toc15541_1756087021">
+          <w:hyperlink w:anchor="__RefHeading___Toc17478_1562542824">
             <w:r>
               <w:rPr>
                 <w:webHidden/>
@@ -198,7 +198,7 @@
             </w:tabs>
             <w:rPr/>
           </w:pPr>
-          <w:hyperlink w:anchor="__RefHeading___Toc15543_1756087021">
+          <w:hyperlink w:anchor="__RefHeading___Toc17480_1562542824">
             <w:r>
               <w:rPr>
                 <w:webHidden/>
@@ -219,7 +219,7 @@
             </w:tabs>
             <w:rPr/>
           </w:pPr>
-          <w:hyperlink w:anchor="__RefHeading___Toc15545_1756087021">
+          <w:hyperlink w:anchor="__RefHeading___Toc17482_1562542824">
             <w:r>
               <w:rPr>
                 <w:webHidden/>
@@ -240,7 +240,7 @@
             </w:tabs>
             <w:rPr/>
           </w:pPr>
-          <w:hyperlink w:anchor="__RefHeading___Toc15547_1756087021">
+          <w:hyperlink w:anchor="__RefHeading___Toc17484_1562542824">
             <w:r>
               <w:rPr>
                 <w:webHidden/>
@@ -265,7 +265,7 @@
         <w:pStyle w:val="Heading1"/>
         <w:rPr/>
       </w:pPr>
-      <w:bookmarkStart w:id="0" w:name="__RefHeading___Toc15533_1756087021"/>
+      <w:bookmarkStart w:id="0" w:name="__RefHeading___Toc17470_1562542824"/>
       <w:bookmarkEnd w:id="0"/>
       <w:r>
         <w:rPr>
@@ -762,7 +762,7 @@
         <w:pStyle w:val="Heading1"/>
         <w:rPr/>
       </w:pPr>
-      <w:bookmarkStart w:id="2" w:name="__RefHeading___Toc15535_1756087021"/>
+      <w:bookmarkStart w:id="2" w:name="__RefHeading___Toc17472_1562542824"/>
       <w:bookmarkEnd w:id="2"/>
       <w:r>
         <w:rPr>
@@ -1549,7 +1549,7 @@
         <w:pStyle w:val="Heading2"/>
         <w:rPr/>
       </w:pPr>
-      <w:bookmarkStart w:id="3" w:name="__RefHeading___Toc15537_1756087021"/>
+      <w:bookmarkStart w:id="3" w:name="__RefHeading___Toc17474_1562542824"/>
       <w:bookmarkEnd w:id="3"/>
       <w:r>
         <w:rPr>
@@ -2428,7 +2428,7 @@
         <w:rPr>
           <w:rStyle w:val="VerbatimChar"/>
         </w:rPr>
-        <w:t>server/.env</w:t>
+        <w:t>.env</w:t>
       </w:r>
       <w:r>
         <w:rPr/>
@@ -2462,7 +2462,47 @@
       </w:r>
       <w:r>
         <w:rPr/>
-        <w:t xml:space="preserve"> не короче 32 символов. В git их нет.</w:t>
+        <w:t xml:space="preserve"> не короче 32 символов, с v0.4.0 — </w:t>
+      </w:r>
+      <w:r>
+        <w:rPr>
+          <w:rStyle w:val="VerbatimChar"/>
+        </w:rPr>
+        <w:t>SMTP_PASSWORD</w:t>
+      </w:r>
+      <w:r>
+        <w:rPr/>
+        <w:t xml:space="preserve"> и </w:t>
+      </w:r>
+      <w:r>
+        <w:rPr>
+          <w:rStyle w:val="VerbatimChar"/>
+        </w:rPr>
+        <w:t>OIDC_CLIENT_SECRET</w:t>
+      </w:r>
+      <w:r>
+        <w:rPr/>
+        <w:t xml:space="preserve">. В git их нет. Почта и единый вход необязательны: без </w:t>
+      </w:r>
+      <w:r>
+        <w:rPr>
+          <w:rStyle w:val="VerbatimChar"/>
+        </w:rPr>
+        <w:t>SMTP_HOST</w:t>
+      </w:r>
+      <w:r>
+        <w:rPr/>
+        <w:t xml:space="preserve"> и </w:t>
+      </w:r>
+      <w:r>
+        <w:rPr>
+          <w:rStyle w:val="VerbatimChar"/>
+        </w:rPr>
+        <w:t>OIDC_ISSUER</w:t>
+      </w:r>
+      <w:r>
+        <w:rPr/>
+        <w:t xml:space="preserve"> стенд работает с уведомлениями в интерфейсе и входом по паролю.</w:t>
       </w:r>
     </w:p>
     <w:p>
@@ -2470,7 +2510,7 @@
         <w:pStyle w:val="Heading1"/>
         <w:rPr/>
       </w:pPr>
-      <w:bookmarkStart w:id="4" w:name="__RefHeading___Toc15539_1756087021"/>
+      <w:bookmarkStart w:id="4" w:name="__RefHeading___Toc17476_1562542824"/>
       <w:bookmarkStart w:id="5" w:name="конвейеры-непрерывной-интеграции"/>
       <w:bookmarkEnd w:id="4"/>
       <w:r>
@@ -3540,7 +3580,7 @@
         <w:pStyle w:val="Heading1"/>
         <w:rPr/>
       </w:pPr>
-      <w:bookmarkStart w:id="7" w:name="__RefHeading___Toc15541_1756087021"/>
+      <w:bookmarkStart w:id="7" w:name="__RefHeading___Toc17478_1562542824"/>
       <w:bookmarkStart w:id="8" w:name="ветки-версии-и-выпуск"/>
       <w:bookmarkEnd w:id="7"/>
       <w:r>
@@ -3833,7 +3873,7 @@
         <w:pStyle w:val="Heading1"/>
         <w:rPr/>
       </w:pPr>
-      <w:bookmarkStart w:id="9" w:name="__RefHeading___Toc15543_1756087021"/>
+      <w:bookmarkStart w:id="9" w:name="__RefHeading___Toc17480_1562542824"/>
       <w:bookmarkStart w:id="10" w:name="миграции-базы-данных"/>
       <w:bookmarkEnd w:id="9"/>
       <w:r>
@@ -3941,7 +3981,7 @@
         <w:pStyle w:val="Heading1"/>
         <w:rPr/>
       </w:pPr>
-      <w:bookmarkStart w:id="12" w:name="__RefHeading___Toc15545_1756087021"/>
+      <w:bookmarkStart w:id="12" w:name="__RefHeading___Toc17482_1562542824"/>
       <w:bookmarkEnd w:id="12"/>
       <w:r>
         <w:rPr>
@@ -4585,7 +4625,7 @@
         <w:pStyle w:val="Heading1"/>
         <w:rPr/>
       </w:pPr>
-      <w:bookmarkStart w:id="14" w:name="__RefHeading___Toc15547_1756087021"/>
+      <w:bookmarkStart w:id="14" w:name="__RefHeading___Toc17484_1562542824"/>
       <w:bookmarkEnd w:id="14"/>
       <w:r>
         <w:rPr>
@@ -5102,7 +5142,7 @@
         <w:color w:val="8A92A6"/>
         <w:sz w:val="16"/>
       </w:rPr>
-      <w:t xml:space="preserve">Планировщик отпусков 0.3.0 · Стенды, CI/CD и выпуск · стр. </w:t>
+      <w:t xml:space="preserve">Планировщик отпусков 0.4.0 · Стенды, CI/CD и выпуск · стр. </w:t>
     </w:r>
     <w:r>
       <w:rPr/>
@@ -5141,7 +5181,7 @@
         <w:color w:val="8A92A6"/>
         <w:sz w:val="16"/>
       </w:rPr>
-      <w:t xml:space="preserve">Планировщик отпусков 0.3.0 · Стенды, CI/CD и выпуск · стр. </w:t>
+      <w:t xml:space="preserve">Планировщик отпусков 0.4.0 · Стенды, CI/CD и выпуск · стр. </w:t>
     </w:r>
     <w:r>
       <w:rPr/>

--- a/docs/docx/07-environments-cicd.docx
+++ b/docs/docx/07-environments-cicd.docx
@@ -23,7 +23,7 @@
       </w:pPr>
       <w:r>
         <w:rPr/>
-        <w:t>Планировщик отпусков 0.4.0 · Окружения, конвейеры, версии и эксплуатация</w:t>
+        <w:t>Планировщик отпусков 0.5.0 · Окружения, конвейеры, версии и эксплуатация</w:t>
       </w:r>
     </w:p>
     <w:p>
@@ -93,7 +93,7 @@
             </w:rPr>
             <w:fldChar w:fldCharType="separate"/>
           </w:r>
-          <w:hyperlink w:anchor="__RefHeading___Toc17470_1562542824">
+          <w:hyperlink w:anchor="__RefHeading___Toc19138_2275915807">
             <w:r>
               <w:rPr>
                 <w:webHidden/>
@@ -114,7 +114,7 @@
             </w:tabs>
             <w:rPr/>
           </w:pPr>
-          <w:hyperlink w:anchor="__RefHeading___Toc17472_1562542824">
+          <w:hyperlink w:anchor="__RefHeading___Toc19140_2275915807">
             <w:r>
               <w:rPr>
                 <w:webHidden/>
@@ -135,7 +135,7 @@
             </w:tabs>
             <w:rPr/>
           </w:pPr>
-          <w:hyperlink w:anchor="__RefHeading___Toc17474_1562542824">
+          <w:hyperlink w:anchor="__RefHeading___Toc19142_2275915807">
             <w:r>
               <w:rPr>
                 <w:webHidden/>
@@ -156,7 +156,7 @@
             </w:tabs>
             <w:rPr/>
           </w:pPr>
-          <w:hyperlink w:anchor="__RefHeading___Toc17476_1562542824">
+          <w:hyperlink w:anchor="__RefHeading___Toc19144_2275915807">
             <w:r>
               <w:rPr>
                 <w:webHidden/>
@@ -177,7 +177,7 @@
             </w:tabs>
             <w:rPr/>
           </w:pPr>
-          <w:hyperlink w:anchor="__RefHeading___Toc17478_1562542824">
+          <w:hyperlink w:anchor="__RefHeading___Toc19146_2275915807">
             <w:r>
               <w:rPr>
                 <w:webHidden/>
@@ -198,7 +198,7 @@
             </w:tabs>
             <w:rPr/>
           </w:pPr>
-          <w:hyperlink w:anchor="__RefHeading___Toc17480_1562542824">
+          <w:hyperlink w:anchor="__RefHeading___Toc19148_2275915807">
             <w:r>
               <w:rPr>
                 <w:webHidden/>
@@ -219,7 +219,7 @@
             </w:tabs>
             <w:rPr/>
           </w:pPr>
-          <w:hyperlink w:anchor="__RefHeading___Toc17482_1562542824">
+          <w:hyperlink w:anchor="__RefHeading___Toc19150_2275915807">
             <w:r>
               <w:rPr>
                 <w:webHidden/>
@@ -240,7 +240,7 @@
             </w:tabs>
             <w:rPr/>
           </w:pPr>
-          <w:hyperlink w:anchor="__RefHeading___Toc17484_1562542824">
+          <w:hyperlink w:anchor="__RefHeading___Toc19152_2275915807">
             <w:r>
               <w:rPr>
                 <w:webHidden/>
@@ -265,7 +265,7 @@
         <w:pStyle w:val="Heading1"/>
         <w:rPr/>
       </w:pPr>
-      <w:bookmarkStart w:id="0" w:name="__RefHeading___Toc17470_1562542824"/>
+      <w:bookmarkStart w:id="0" w:name="__RefHeading___Toc19138_2275915807"/>
       <w:bookmarkEnd w:id="0"/>
       <w:r>
         <w:rPr>
@@ -450,7 +450,166 @@
                 <w:szCs w:val="24"/>
                 <w:lang w:val="en-US" w:eastAsia="en-US" w:bidi="ar-SA"/>
               </w:rPr>
-              <w:t>Контейнеры стенда: postgres, server, web, backup</w:t>
+              <w:t xml:space="preserve">Контейнеры стенда: postgres, server, web, backup; профиль </w:t>
+            </w:r>
+            <w:r>
+              <w:rPr>
+                <w:rStyle w:val="VerbatimChar"/>
+                <w:kern w:val="0"/>
+                <w:sz w:val="18"/>
+                <w:szCs w:val="24"/>
+                <w:lang w:val="en-US" w:eastAsia="en-US" w:bidi="ar-SA"/>
+              </w:rPr>
+              <w:t>monitoring</w:t>
+            </w:r>
+            <w:r>
+              <w:rPr>
+                <w:kern w:val="0"/>
+                <w:sz w:val="18"/>
+                <w:szCs w:val="24"/>
+                <w:lang w:val="en-US" w:eastAsia="en-US" w:bidi="ar-SA"/>
+              </w:rPr>
+              <w:t xml:space="preserve"> — Prometheus</w:t>
+            </w:r>
+          </w:p>
+        </w:tc>
+      </w:tr>
+      <w:tr>
+        <w:trPr/>
+        <w:tc>
+          <w:tcPr>
+            <w:tcW w:w="4679" w:type="dxa"/>
+            <w:tcBorders>
+              <w:top w:val="single" w:sz="4" w:space="0" w:color="D6DCEA"/>
+              <w:left w:val="single" w:sz="4" w:space="0" w:color="D6DCEA"/>
+              <w:bottom w:val="single" w:sz="4" w:space="0" w:color="D6DCEA"/>
+              <w:right w:val="single" w:sz="4" w:space="0" w:color="D6DCEA"/>
+            </w:tcBorders>
+          </w:tcPr>
+          <w:p>
+            <w:pPr>
+              <w:pStyle w:val="Compact"/>
+              <w:widowControl/>
+              <w:spacing w:before="36" w:after="40"/>
+              <w:jc w:val="left"/>
+              <w:rPr>
+                <w:kern w:val="0"/>
+                <w:szCs w:val="24"/>
+                <w:lang w:val="en-US" w:eastAsia="en-US" w:bidi="ar-SA"/>
+              </w:rPr>
+            </w:pPr>
+            <w:r>
+              <w:rPr>
+                <w:rStyle w:val="VerbatimChar"/>
+                <w:kern w:val="0"/>
+                <w:sz w:val="18"/>
+                <w:szCs w:val="24"/>
+                <w:lang w:val="en-US" w:eastAsia="en-US" w:bidi="ar-SA"/>
+              </w:rPr>
+              <w:t>docker-compose.replica.yml</w:t>
+            </w:r>
+          </w:p>
+        </w:tc>
+        <w:tc>
+          <w:tcPr>
+            <w:tcW w:w="4680" w:type="dxa"/>
+            <w:tcBorders>
+              <w:top w:val="single" w:sz="4" w:space="0" w:color="D6DCEA"/>
+              <w:left w:val="single" w:sz="4" w:space="0" w:color="D6DCEA"/>
+              <w:bottom w:val="single" w:sz="4" w:space="0" w:color="D6DCEA"/>
+              <w:right w:val="single" w:sz="4" w:space="0" w:color="D6DCEA"/>
+            </w:tcBorders>
+          </w:tcPr>
+          <w:p>
+            <w:pPr>
+              <w:pStyle w:val="Compact"/>
+              <w:widowControl/>
+              <w:spacing w:before="36" w:after="40"/>
+              <w:jc w:val="left"/>
+              <w:rPr>
+                <w:kern w:val="0"/>
+                <w:szCs w:val="24"/>
+                <w:lang w:val="en-US" w:eastAsia="en-US" w:bidi="ar-SA"/>
+              </w:rPr>
+            </w:pPr>
+            <w:r>
+              <w:rPr>
+                <w:kern w:val="0"/>
+                <w:sz w:val="18"/>
+                <w:szCs w:val="24"/>
+                <w:lang w:val="en-US" w:eastAsia="en-US" w:bidi="ar-SA"/>
+              </w:rPr>
+              <w:t>Дополнение: реплика PostgreSQL, архив WAL, физические копии</w:t>
+            </w:r>
+          </w:p>
+        </w:tc>
+      </w:tr>
+      <w:tr>
+        <w:trPr/>
+        <w:tc>
+          <w:tcPr>
+            <w:tcW w:w="4679" w:type="dxa"/>
+            <w:tcBorders>
+              <w:top w:val="single" w:sz="4" w:space="0" w:color="D6DCEA"/>
+              <w:left w:val="single" w:sz="4" w:space="0" w:color="D6DCEA"/>
+              <w:bottom w:val="single" w:sz="4" w:space="0" w:color="D6DCEA"/>
+              <w:right w:val="single" w:sz="4" w:space="0" w:color="D6DCEA"/>
+            </w:tcBorders>
+          </w:tcPr>
+          <w:p>
+            <w:pPr>
+              <w:pStyle w:val="Compact"/>
+              <w:widowControl/>
+              <w:spacing w:before="36" w:after="40"/>
+              <w:jc w:val="left"/>
+              <w:rPr>
+                <w:kern w:val="0"/>
+                <w:szCs w:val="24"/>
+                <w:lang w:val="en-US" w:eastAsia="en-US" w:bidi="ar-SA"/>
+              </w:rPr>
+            </w:pPr>
+            <w:r>
+              <w:rPr>
+                <w:rStyle w:val="VerbatimChar"/>
+                <w:kern w:val="0"/>
+                <w:sz w:val="18"/>
+                <w:szCs w:val="24"/>
+                <w:lang w:val="en-US" w:eastAsia="en-US" w:bidi="ar-SA"/>
+              </w:rPr>
+              <w:t>deploy/</w:t>
+            </w:r>
+          </w:p>
+        </w:tc>
+        <w:tc>
+          <w:tcPr>
+            <w:tcW w:w="4680" w:type="dxa"/>
+            <w:tcBorders>
+              <w:top w:val="single" w:sz="4" w:space="0" w:color="D6DCEA"/>
+              <w:left w:val="single" w:sz="4" w:space="0" w:color="D6DCEA"/>
+              <w:bottom w:val="single" w:sz="4" w:space="0" w:color="D6DCEA"/>
+              <w:right w:val="single" w:sz="4" w:space="0" w:color="D6DCEA"/>
+            </w:tcBorders>
+          </w:tcPr>
+          <w:p>
+            <w:pPr>
+              <w:pStyle w:val="Compact"/>
+              <w:widowControl/>
+              <w:spacing w:before="36" w:after="40"/>
+              <w:jc w:val="left"/>
+              <w:rPr>
+                <w:kern w:val="0"/>
+                <w:szCs w:val="24"/>
+                <w:lang w:val="en-US" w:eastAsia="en-US" w:bidi="ar-SA"/>
+              </w:rPr>
+            </w:pPr>
+            <w:r>
+              <w:rPr>
+                <w:kern w:val="0"/>
+                <w:sz w:val="18"/>
+                <w:szCs w:val="24"/>
+                <w:lang w:val="en-US" w:eastAsia="en-US" w:bidi="ar-SA"/>
+              </w:rPr>
+              <w:t>Конфигурация Prometheus, оповещения, панель Grafana; скрипты реплики и физических копий</w:t>
             </w:r>
           </w:p>
         </w:tc>
@@ -762,7 +921,7 @@
         <w:pStyle w:val="Heading1"/>
         <w:rPr/>
       </w:pPr>
-      <w:bookmarkStart w:id="2" w:name="__RefHeading___Toc17472_1562542824"/>
+      <w:bookmarkStart w:id="2" w:name="__RefHeading___Toc19140_2275915807"/>
       <w:bookmarkEnd w:id="2"/>
       <w:r>
         <w:rPr>
@@ -1549,7 +1708,7 @@
         <w:pStyle w:val="Heading2"/>
         <w:rPr/>
       </w:pPr>
-      <w:bookmarkStart w:id="3" w:name="__RefHeading___Toc17474_1562542824"/>
+      <w:bookmarkStart w:id="3" w:name="__RefHeading___Toc19142_2275915807"/>
       <w:bookmarkEnd w:id="3"/>
       <w:r>
         <w:rPr>
@@ -2414,6 +2573,193 @@
           </w:p>
         </w:tc>
       </w:tr>
+      <w:tr>
+        <w:trPr/>
+        <w:tc>
+          <w:tcPr>
+            <w:tcW w:w="4679" w:type="dxa"/>
+            <w:tcBorders>
+              <w:top w:val="single" w:sz="4" w:space="0" w:color="D6DCEA"/>
+              <w:left w:val="single" w:sz="4" w:space="0" w:color="D6DCEA"/>
+              <w:bottom w:val="single" w:sz="4" w:space="0" w:color="D6DCEA"/>
+              <w:right w:val="single" w:sz="4" w:space="0" w:color="D6DCEA"/>
+            </w:tcBorders>
+          </w:tcPr>
+          <w:p>
+            <w:pPr>
+              <w:pStyle w:val="Compact"/>
+              <w:widowControl/>
+              <w:spacing w:before="36" w:after="40"/>
+              <w:jc w:val="left"/>
+              <w:rPr>
+                <w:kern w:val="0"/>
+                <w:szCs w:val="24"/>
+                <w:lang w:val="en-US" w:eastAsia="en-US" w:bidi="ar-SA"/>
+              </w:rPr>
+            </w:pPr>
+            <w:r>
+              <w:rPr>
+                <w:rStyle w:val="VerbatimChar"/>
+                <w:kern w:val="0"/>
+                <w:sz w:val="18"/>
+                <w:szCs w:val="24"/>
+                <w:lang w:val="en-US" w:eastAsia="en-US" w:bidi="ar-SA"/>
+              </w:rPr>
+              <w:t>npm run db:seed:load</w:t>
+            </w:r>
+            <w:r>
+              <w:rPr>
+                <w:kern w:val="0"/>
+                <w:sz w:val="18"/>
+                <w:szCs w:val="24"/>
+                <w:lang w:val="en-US" w:eastAsia="en-US" w:bidi="ar-SA"/>
+              </w:rPr>
+              <w:t xml:space="preserve"> (в </w:t>
+            </w:r>
+            <w:r>
+              <w:rPr>
+                <w:rStyle w:val="VerbatimChar"/>
+                <w:kern w:val="0"/>
+                <w:sz w:val="18"/>
+                <w:szCs w:val="24"/>
+                <w:lang w:val="en-US" w:eastAsia="en-US" w:bidi="ar-SA"/>
+              </w:rPr>
+              <w:t>server/</w:t>
+            </w:r>
+            <w:r>
+              <w:rPr>
+                <w:kern w:val="0"/>
+                <w:sz w:val="18"/>
+                <w:szCs w:val="24"/>
+                <w:lang w:val="en-US" w:eastAsia="en-US" w:bidi="ar-SA"/>
+              </w:rPr>
+              <w:t>)</w:t>
+            </w:r>
+          </w:p>
+        </w:tc>
+        <w:tc>
+          <w:tcPr>
+            <w:tcW w:w="4680" w:type="dxa"/>
+            <w:tcBorders>
+              <w:top w:val="single" w:sz="4" w:space="0" w:color="D6DCEA"/>
+              <w:left w:val="single" w:sz="4" w:space="0" w:color="D6DCEA"/>
+              <w:bottom w:val="single" w:sz="4" w:space="0" w:color="D6DCEA"/>
+              <w:right w:val="single" w:sz="4" w:space="0" w:color="D6DCEA"/>
+            </w:tcBorders>
+          </w:tcPr>
+          <w:p>
+            <w:pPr>
+              <w:pStyle w:val="Compact"/>
+              <w:widowControl/>
+              <w:spacing w:before="36" w:after="40"/>
+              <w:jc w:val="left"/>
+              <w:rPr>
+                <w:kern w:val="0"/>
+                <w:szCs w:val="24"/>
+                <w:lang w:val="en-US" w:eastAsia="en-US" w:bidi="ar-SA"/>
+              </w:rPr>
+            </w:pPr>
+            <w:r>
+              <w:rPr>
+                <w:kern w:val="0"/>
+                <w:sz w:val="18"/>
+                <w:szCs w:val="24"/>
+                <w:lang w:val="en-US" w:eastAsia="en-US" w:bidi="ar-SA"/>
+              </w:rPr>
+              <w:t xml:space="preserve">Нагрузочная БД: 5000 сотрудников, 152 отдела (имя БД должно содержать </w:t>
+            </w:r>
+            <w:r>
+              <w:rPr>
+                <w:rStyle w:val="VerbatimChar"/>
+                <w:kern w:val="0"/>
+                <w:sz w:val="18"/>
+                <w:szCs w:val="24"/>
+                <w:lang w:val="en-US" w:eastAsia="en-US" w:bidi="ar-SA"/>
+              </w:rPr>
+              <w:t>load</w:t>
+            </w:r>
+            <w:r>
+              <w:rPr>
+                <w:kern w:val="0"/>
+                <w:sz w:val="18"/>
+                <w:szCs w:val="24"/>
+                <w:lang w:val="en-US" w:eastAsia="en-US" w:bidi="ar-SA"/>
+              </w:rPr>
+              <w:t>)</w:t>
+            </w:r>
+          </w:p>
+        </w:tc>
+      </w:tr>
+      <w:tr>
+        <w:trPr/>
+        <w:tc>
+          <w:tcPr>
+            <w:tcW w:w="4679" w:type="dxa"/>
+            <w:tcBorders>
+              <w:top w:val="single" w:sz="4" w:space="0" w:color="D6DCEA"/>
+              <w:left w:val="single" w:sz="4" w:space="0" w:color="D6DCEA"/>
+              <w:bottom w:val="single" w:sz="4" w:space="0" w:color="D6DCEA"/>
+              <w:right w:val="single" w:sz="4" w:space="0" w:color="D6DCEA"/>
+            </w:tcBorders>
+          </w:tcPr>
+          <w:p>
+            <w:pPr>
+              <w:pStyle w:val="Compact"/>
+              <w:widowControl/>
+              <w:spacing w:before="36" w:after="40"/>
+              <w:jc w:val="left"/>
+              <w:rPr>
+                <w:kern w:val="0"/>
+                <w:szCs w:val="24"/>
+                <w:lang w:val="en-US" w:eastAsia="en-US" w:bidi="ar-SA"/>
+              </w:rPr>
+            </w:pPr>
+            <w:r>
+              <w:rPr>
+                <w:rStyle w:val="VerbatimChar"/>
+                <w:kern w:val="0"/>
+                <w:sz w:val="18"/>
+                <w:szCs w:val="24"/>
+                <w:lang w:val="en-US" w:eastAsia="en-US" w:bidi="ar-SA"/>
+              </w:rPr>
+              <w:t>node tools/load/run.mjs</w:t>
+            </w:r>
+          </w:p>
+        </w:tc>
+        <w:tc>
+          <w:tcPr>
+            <w:tcW w:w="4680" w:type="dxa"/>
+            <w:tcBorders>
+              <w:top w:val="single" w:sz="4" w:space="0" w:color="D6DCEA"/>
+              <w:left w:val="single" w:sz="4" w:space="0" w:color="D6DCEA"/>
+              <w:bottom w:val="single" w:sz="4" w:space="0" w:color="D6DCEA"/>
+              <w:right w:val="single" w:sz="4" w:space="0" w:color="D6DCEA"/>
+            </w:tcBorders>
+          </w:tcPr>
+          <w:p>
+            <w:pPr>
+              <w:pStyle w:val="Compact"/>
+              <w:widowControl/>
+              <w:spacing w:before="36" w:after="40"/>
+              <w:jc w:val="left"/>
+              <w:rPr>
+                <w:kern w:val="0"/>
+                <w:szCs w:val="24"/>
+                <w:lang w:val="en-US" w:eastAsia="en-US" w:bidi="ar-SA"/>
+              </w:rPr>
+            </w:pPr>
+            <w:r>
+              <w:rPr>
+                <w:kern w:val="0"/>
+                <w:sz w:val="18"/>
+                <w:szCs w:val="24"/>
+                <w:lang w:val="en-US" w:eastAsia="en-US" w:bidi="ar-SA"/>
+              </w:rPr>
+              <w:t>Нагрузочный прогон: виртуальные сотрудники и руководители, таблица p50/p95/p99</w:t>
+            </w:r>
+          </w:p>
+        </w:tc>
+      </w:tr>
     </w:tbl>
     <w:p>
       <w:pPr>
@@ -2482,6 +2828,26 @@
       </w:r>
       <w:r>
         <w:rPr/>
+        <w:t xml:space="preserve">, с v0.5.0 — </w:t>
+      </w:r>
+      <w:r>
+        <w:rPr>
+          <w:rStyle w:val="VerbatimChar"/>
+        </w:rPr>
+        <w:t>REPLICATION_PASSWORD</w:t>
+      </w:r>
+      <w:r>
+        <w:rPr/>
+        <w:t xml:space="preserve"> (стенд с репликой) и необязательный </w:t>
+      </w:r>
+      <w:r>
+        <w:rPr>
+          <w:rStyle w:val="VerbatimChar"/>
+        </w:rPr>
+        <w:t>METRICS_TOKEN</w:t>
+      </w:r>
+      <w:r>
+        <w:rPr/>
         <w:t xml:space="preserve">. В git их нет. Почта и единый вход необязательны: без </w:t>
       </w:r>
       <w:r>
@@ -2510,7 +2876,7 @@
         <w:pStyle w:val="Heading1"/>
         <w:rPr/>
       </w:pPr>
-      <w:bookmarkStart w:id="4" w:name="__RefHeading___Toc17476_1562542824"/>
+      <w:bookmarkStart w:id="4" w:name="__RefHeading___Toc19144_2275915807"/>
       <w:bookmarkStart w:id="5" w:name="конвейеры-непрерывной-интеграции"/>
       <w:bookmarkEnd w:id="4"/>
       <w:r>
@@ -3322,7 +3688,26 @@
                 <w:szCs w:val="24"/>
                 <w:lang w:val="en-US" w:eastAsia="en-US" w:bidi="ar-SA"/>
               </w:rPr>
-              <w:t>Сборка образов и дымовой прогон полного стенда</w:t>
+              <w:t xml:space="preserve">Сборка образов и дымовой прогон полного стенда: SPA, вход через nginx, </w:t>
+            </w:r>
+            <w:r>
+              <w:rPr>
+                <w:rStyle w:val="VerbatimChar"/>
+                <w:kern w:val="0"/>
+                <w:sz w:val="18"/>
+                <w:szCs w:val="24"/>
+                <w:lang w:val="en-US" w:eastAsia="en-US" w:bidi="ar-SA"/>
+              </w:rPr>
+              <w:t>/metrics</w:t>
+            </w:r>
+            <w:r>
+              <w:rPr>
+                <w:kern w:val="0"/>
+                <w:sz w:val="18"/>
+                <w:szCs w:val="24"/>
+                <w:lang w:val="en-US" w:eastAsia="en-US" w:bidi="ar-SA"/>
+              </w:rPr>
+              <w:t xml:space="preserve"> внутри стенда и его отсутствие снаружи, поток событий через nginx (демо-данные, вход, билет, первое событие)</w:t>
             </w:r>
           </w:p>
         </w:tc>
@@ -3355,7 +3740,7 @@
                 <w:szCs w:val="24"/>
                 <w:lang w:val="en-US" w:eastAsia="en-US" w:bidi="ar-SA"/>
               </w:rPr>
-              <w:t>Ошибки Dockerfile, nginx, старта с миграциями</w:t>
+              <w:t>Ошибки Dockerfile, nginx, старта с миграциями; буферизация SSE; утечка метрик наружу</w:t>
             </w:r>
           </w:p>
         </w:tc>
@@ -3391,6 +3776,165 @@
                 <w:szCs w:val="24"/>
                 <w:lang w:val="en-US" w:eastAsia="en-US" w:bidi="ar-SA"/>
               </w:rPr>
+              <w:t>Реплика (GitHub)</w:t>
+            </w:r>
+          </w:p>
+        </w:tc>
+        <w:tc>
+          <w:tcPr>
+            <w:tcW w:w="3120" w:type="dxa"/>
+            <w:tcBorders>
+              <w:top w:val="single" w:sz="4" w:space="0" w:color="D6DCEA"/>
+              <w:left w:val="single" w:sz="4" w:space="0" w:color="D6DCEA"/>
+              <w:bottom w:val="single" w:sz="4" w:space="0" w:color="D6DCEA"/>
+              <w:right w:val="single" w:sz="4" w:space="0" w:color="D6DCEA"/>
+            </w:tcBorders>
+          </w:tcPr>
+          <w:p>
+            <w:pPr>
+              <w:pStyle w:val="Compact"/>
+              <w:widowControl/>
+              <w:spacing w:before="36" w:after="40"/>
+              <w:jc w:val="left"/>
+              <w:rPr>
+                <w:kern w:val="0"/>
+                <w:szCs w:val="24"/>
+                <w:lang w:val="en-US" w:eastAsia="en-US" w:bidi="ar-SA"/>
+              </w:rPr>
+            </w:pPr>
+            <w:r>
+              <w:rPr>
+                <w:kern w:val="0"/>
+                <w:sz w:val="18"/>
+                <w:szCs w:val="24"/>
+                <w:lang w:val="en-US" w:eastAsia="en-US" w:bidi="ar-SA"/>
+              </w:rPr>
+              <w:t xml:space="preserve">Стенд с </w:t>
+            </w:r>
+            <w:r>
+              <w:rPr>
+                <w:rStyle w:val="VerbatimChar"/>
+                <w:kern w:val="0"/>
+                <w:sz w:val="18"/>
+                <w:szCs w:val="24"/>
+                <w:lang w:val="en-US" w:eastAsia="en-US" w:bidi="ar-SA"/>
+              </w:rPr>
+              <w:t>docker-compose.replica.yml</w:t>
+            </w:r>
+            <w:r>
+              <w:rPr>
+                <w:kern w:val="0"/>
+                <w:sz w:val="18"/>
+                <w:szCs w:val="24"/>
+                <w:lang w:val="en-US" w:eastAsia="en-US" w:bidi="ar-SA"/>
+              </w:rPr>
+              <w:t>: реплика в потоке, изменения видны на ней, запись на неё отклоняется, архив WAL и физическая копия, метрики реплики; авария основного (</w:t>
+            </w:r>
+            <w:r>
+              <w:rPr>
+                <w:rStyle w:val="VerbatimChar"/>
+                <w:kern w:val="0"/>
+                <w:sz w:val="18"/>
+                <w:szCs w:val="24"/>
+                <w:lang w:val="en-US" w:eastAsia="en-US" w:bidi="ar-SA"/>
+              </w:rPr>
+              <w:t>kill</w:t>
+            </w:r>
+            <w:r>
+              <w:rPr>
+                <w:kern w:val="0"/>
+                <w:sz w:val="18"/>
+                <w:szCs w:val="24"/>
+                <w:lang w:val="en-US" w:eastAsia="en-US" w:bidi="ar-SA"/>
+              </w:rPr>
+              <w:t xml:space="preserve">), повышение реплики, </w:t>
+            </w:r>
+            <w:r>
+              <w:rPr>
+                <w:rStyle w:val="VerbatimChar"/>
+                <w:kern w:val="0"/>
+                <w:sz w:val="18"/>
+                <w:szCs w:val="24"/>
+                <w:lang w:val="en-US" w:eastAsia="en-US" w:bidi="ar-SA"/>
+              </w:rPr>
+              <w:t>server</w:t>
+            </w:r>
+            <w:r>
+              <w:rPr>
+                <w:kern w:val="0"/>
+                <w:sz w:val="18"/>
+                <w:szCs w:val="24"/>
+                <w:lang w:val="en-US" w:eastAsia="en-US" w:bidi="ar-SA"/>
+              </w:rPr>
+              <w:t xml:space="preserve"> на реплике — вход, чтение и запись через nginx, архив новой линии времени</w:t>
+            </w:r>
+          </w:p>
+        </w:tc>
+        <w:tc>
+          <w:tcPr>
+            <w:tcW w:w="3120" w:type="dxa"/>
+            <w:tcBorders>
+              <w:top w:val="single" w:sz="4" w:space="0" w:color="D6DCEA"/>
+              <w:left w:val="single" w:sz="4" w:space="0" w:color="D6DCEA"/>
+              <w:bottom w:val="single" w:sz="4" w:space="0" w:color="D6DCEA"/>
+              <w:right w:val="single" w:sz="4" w:space="0" w:color="D6DCEA"/>
+            </w:tcBorders>
+          </w:tcPr>
+          <w:p>
+            <w:pPr>
+              <w:pStyle w:val="Compact"/>
+              <w:widowControl/>
+              <w:spacing w:before="36" w:after="40"/>
+              <w:jc w:val="left"/>
+              <w:rPr>
+                <w:kern w:val="0"/>
+                <w:szCs w:val="24"/>
+                <w:lang w:val="en-US" w:eastAsia="en-US" w:bidi="ar-SA"/>
+              </w:rPr>
+            </w:pPr>
+            <w:r>
+              <w:rPr>
+                <w:kern w:val="0"/>
+                <w:sz w:val="18"/>
+                <w:szCs w:val="24"/>
+                <w:lang w:val="en-US" w:eastAsia="en-US" w:bidi="ar-SA"/>
+              </w:rPr>
+              <w:t>Поломки репликации, архива и процедуры переключения</w:t>
+            </w:r>
+          </w:p>
+        </w:tc>
+      </w:tr>
+      <w:tr>
+        <w:trPr/>
+        <w:tc>
+          <w:tcPr>
+            <w:tcW w:w="3120" w:type="dxa"/>
+            <w:tcBorders>
+              <w:top w:val="single" w:sz="4" w:space="0" w:color="D6DCEA"/>
+              <w:left w:val="single" w:sz="4" w:space="0" w:color="D6DCEA"/>
+              <w:bottom w:val="single" w:sz="4" w:space="0" w:color="D6DCEA"/>
+              <w:right w:val="single" w:sz="4" w:space="0" w:color="D6DCEA"/>
+            </w:tcBorders>
+          </w:tcPr>
+          <w:p>
+            <w:pPr>
+              <w:pStyle w:val="Compact"/>
+              <w:widowControl/>
+              <w:spacing w:before="36" w:after="40"/>
+              <w:jc w:val="left"/>
+              <w:rPr>
+                <w:kern w:val="0"/>
+                <w:szCs w:val="24"/>
+                <w:lang w:val="en-US" w:eastAsia="en-US" w:bidi="ar-SA"/>
+              </w:rPr>
+            </w:pPr>
+            <w:r>
+              <w:rPr>
+                <w:kern w:val="0"/>
+                <w:sz w:val="18"/>
+                <w:szCs w:val="24"/>
+                <w:lang w:val="en-US" w:eastAsia="en-US" w:bidi="ar-SA"/>
+              </w:rPr>
               <w:t>Deploy (Gitea)</w:t>
             </w:r>
           </w:p>
@@ -3462,7 +4006,17 @@
                 <w:szCs w:val="24"/>
                 <w:lang w:val="en-US" w:eastAsia="en-US" w:bidi="ar-SA"/>
               </w:rPr>
-              <w:t xml:space="preserve"> и дымовые пробы</w:t>
+              <w:t xml:space="preserve"> и дымовые пробы, включая </w:t>
+            </w:r>
+            <w:r>
+              <w:rPr>
+                <w:rStyle w:val="VerbatimChar"/>
+                <w:kern w:val="0"/>
+                <w:sz w:val="18"/>
+                <w:szCs w:val="24"/>
+                <w:lang w:val="en-US" w:eastAsia="en-US" w:bidi="ar-SA"/>
+              </w:rPr>
+              <w:t>/metrics</w:t>
             </w:r>
           </w:p>
         </w:tc>
@@ -3580,7 +4134,7 @@
         <w:pStyle w:val="Heading1"/>
         <w:rPr/>
       </w:pPr>
-      <w:bookmarkStart w:id="7" w:name="__RefHeading___Toc17478_1562542824"/>
+      <w:bookmarkStart w:id="7" w:name="__RefHeading___Toc19146_2275915807"/>
       <w:bookmarkStart w:id="8" w:name="ветки-версии-и-выпуск"/>
       <w:bookmarkEnd w:id="7"/>
       <w:r>
@@ -3873,7 +4427,7 @@
         <w:pStyle w:val="Heading1"/>
         <w:rPr/>
       </w:pPr>
-      <w:bookmarkStart w:id="9" w:name="__RefHeading___Toc17480_1562542824"/>
+      <w:bookmarkStart w:id="9" w:name="__RefHeading___Toc19148_2275915807"/>
       <w:bookmarkStart w:id="10" w:name="миграции-базы-данных"/>
       <w:bookmarkEnd w:id="9"/>
       <w:r>
@@ -3981,7 +4535,7 @@
         <w:pStyle w:val="Heading1"/>
         <w:rPr/>
       </w:pPr>
-      <w:bookmarkStart w:id="12" w:name="__RefHeading___Toc17482_1562542824"/>
+      <w:bookmarkStart w:id="12" w:name="__RefHeading___Toc19150_2275915807"/>
       <w:bookmarkEnd w:id="12"/>
       <w:r>
         <w:rPr>
@@ -4579,7 +5133,7 @@
                 <w:szCs w:val="24"/>
                 <w:lang w:val="en-US" w:eastAsia="en-US" w:bidi="ar-SA"/>
               </w:rPr>
-              <w:t>Плановое (v0.5)</w:t>
+              <w:t>Метрики и оповещения</w:t>
             </w:r>
           </w:p>
         </w:tc>
@@ -4607,12 +5161,265 @@
             </w:pPr>
             <w:r>
               <w:rPr>
-                <w:kern w:val="0"/>
-                <w:sz w:val="18"/>
-                <w:szCs w:val="24"/>
-                <w:lang w:val="en-US" w:eastAsia="en-US" w:bidi="ar-SA"/>
-              </w:rPr>
-              <w:t>Метрики Prometheus (p95, ошибки, пул соединений), реплика PostgreSQL для RPO 15 минут</w:t>
+                <w:rStyle w:val="VerbatimChar"/>
+                <w:kern w:val="0"/>
+                <w:sz w:val="18"/>
+                <w:szCs w:val="24"/>
+                <w:lang w:val="en-US" w:eastAsia="en-US" w:bidi="ar-SA"/>
+              </w:rPr>
+              <w:t>/metrics</w:t>
+            </w:r>
+            <w:r>
+              <w:rPr>
+                <w:kern w:val="0"/>
+                <w:sz w:val="18"/>
+                <w:szCs w:val="24"/>
+                <w:lang w:val="en-US" w:eastAsia="en-US" w:bidi="ar-SA"/>
+              </w:rPr>
+              <w:t xml:space="preserve"> сервера; Prometheus — профиль </w:t>
+            </w:r>
+            <w:r>
+              <w:rPr>
+                <w:rStyle w:val="VerbatimChar"/>
+                <w:kern w:val="0"/>
+                <w:sz w:val="18"/>
+                <w:szCs w:val="24"/>
+                <w:lang w:val="en-US" w:eastAsia="en-US" w:bidi="ar-SA"/>
+              </w:rPr>
+              <w:t>monitoring</w:t>
+            </w:r>
+            <w:r>
+              <w:rPr>
+                <w:kern w:val="0"/>
+                <w:sz w:val="18"/>
+                <w:szCs w:val="24"/>
+                <w:lang w:val="en-US" w:eastAsia="en-US" w:bidi="ar-SA"/>
+              </w:rPr>
+              <w:t xml:space="preserve">, правила </w:t>
+            </w:r>
+            <w:r>
+              <w:rPr>
+                <w:rStyle w:val="VerbatimChar"/>
+                <w:kern w:val="0"/>
+                <w:sz w:val="18"/>
+                <w:szCs w:val="24"/>
+                <w:lang w:val="en-US" w:eastAsia="en-US" w:bidi="ar-SA"/>
+              </w:rPr>
+              <w:t>deploy/monitoring/alerts.yml</w:t>
+            </w:r>
+            <w:r>
+              <w:rPr>
+                <w:kern w:val="0"/>
+                <w:sz w:val="18"/>
+                <w:szCs w:val="24"/>
+                <w:lang w:val="en-US" w:eastAsia="en-US" w:bidi="ar-SA"/>
+              </w:rPr>
+              <w:t xml:space="preserve">; панель </w:t>
+            </w:r>
+            <w:r>
+              <w:rPr>
+                <w:rStyle w:val="VerbatimChar"/>
+                <w:kern w:val="0"/>
+                <w:sz w:val="18"/>
+                <w:szCs w:val="24"/>
+                <w:lang w:val="en-US" w:eastAsia="en-US" w:bidi="ar-SA"/>
+              </w:rPr>
+              <w:t>deploy/monitoring/grafana-dashboard.json</w:t>
+            </w:r>
+            <w:r>
+              <w:rPr>
+                <w:kern w:val="0"/>
+                <w:sz w:val="18"/>
+                <w:szCs w:val="24"/>
+                <w:lang w:val="en-US" w:eastAsia="en-US" w:bidi="ar-SA"/>
+              </w:rPr>
+              <w:t xml:space="preserve"> импортируется в Grafana организации</w:t>
+            </w:r>
+          </w:p>
+        </w:tc>
+      </w:tr>
+      <w:tr>
+        <w:trPr/>
+        <w:tc>
+          <w:tcPr>
+            <w:tcW w:w="4679" w:type="dxa"/>
+            <w:tcBorders>
+              <w:top w:val="single" w:sz="4" w:space="0" w:color="D6DCEA"/>
+              <w:left w:val="single" w:sz="4" w:space="0" w:color="D6DCEA"/>
+              <w:bottom w:val="single" w:sz="4" w:space="0" w:color="D6DCEA"/>
+              <w:right w:val="single" w:sz="4" w:space="0" w:color="D6DCEA"/>
+            </w:tcBorders>
+          </w:tcPr>
+          <w:p>
+            <w:pPr>
+              <w:pStyle w:val="Compact"/>
+              <w:widowControl/>
+              <w:spacing w:before="36" w:after="40"/>
+              <w:jc w:val="left"/>
+              <w:rPr>
+                <w:kern w:val="0"/>
+                <w:szCs w:val="24"/>
+                <w:lang w:val="en-US" w:eastAsia="en-US" w:bidi="ar-SA"/>
+              </w:rPr>
+            </w:pPr>
+            <w:r>
+              <w:rPr>
+                <w:kern w:val="0"/>
+                <w:sz w:val="18"/>
+                <w:szCs w:val="24"/>
+                <w:lang w:val="en-US" w:eastAsia="en-US" w:bidi="ar-SA"/>
+              </w:rPr>
+              <w:t>Реплика и архив WAL</w:t>
+            </w:r>
+          </w:p>
+        </w:tc>
+        <w:tc>
+          <w:tcPr>
+            <w:tcW w:w="4680" w:type="dxa"/>
+            <w:tcBorders>
+              <w:top w:val="single" w:sz="4" w:space="0" w:color="D6DCEA"/>
+              <w:left w:val="single" w:sz="4" w:space="0" w:color="D6DCEA"/>
+              <w:bottom w:val="single" w:sz="4" w:space="0" w:color="D6DCEA"/>
+              <w:right w:val="single" w:sz="4" w:space="0" w:color="D6DCEA"/>
+            </w:tcBorders>
+          </w:tcPr>
+          <w:p>
+            <w:pPr>
+              <w:pStyle w:val="Compact"/>
+              <w:widowControl/>
+              <w:spacing w:before="36" w:after="40"/>
+              <w:jc w:val="left"/>
+              <w:rPr>
+                <w:kern w:val="0"/>
+                <w:szCs w:val="24"/>
+                <w:lang w:val="en-US" w:eastAsia="en-US" w:bidi="ar-SA"/>
+              </w:rPr>
+            </w:pPr>
+            <w:r>
+              <w:rPr>
+                <w:rStyle w:val="VerbatimChar"/>
+                <w:kern w:val="0"/>
+                <w:sz w:val="18"/>
+                <w:szCs w:val="24"/>
+                <w:lang w:val="en-US" w:eastAsia="en-US" w:bidi="ar-SA"/>
+              </w:rPr>
+              <w:t>docker-compose.replica.yml</w:t>
+            </w:r>
+            <w:r>
+              <w:rPr>
+                <w:kern w:val="0"/>
+                <w:sz w:val="18"/>
+                <w:szCs w:val="24"/>
+                <w:lang w:val="en-US" w:eastAsia="en-US" w:bidi="ar-SA"/>
+              </w:rPr>
+              <w:t>: горячий резерв, архив WAL (</w:t>
+            </w:r>
+            <w:r>
+              <w:rPr>
+                <w:rStyle w:val="VerbatimChar"/>
+                <w:kern w:val="0"/>
+                <w:sz w:val="18"/>
+                <w:szCs w:val="24"/>
+                <w:lang w:val="en-US" w:eastAsia="en-US" w:bidi="ar-SA"/>
+              </w:rPr>
+              <w:t>archive_timeout</w:t>
+            </w:r>
+            <w:r>
+              <w:rPr>
+                <w:kern w:val="0"/>
+                <w:sz w:val="18"/>
+                <w:szCs w:val="24"/>
+                <w:lang w:val="en-US" w:eastAsia="en-US" w:bidi="ar-SA"/>
+              </w:rPr>
+              <w:t xml:space="preserve"> 5 минут), ежедневные физические копии с хранением 7 штук. RPO — секунды (реплика) или до 5 минут (архив), RTO — 15 минут</w:t>
+            </w:r>
+          </w:p>
+        </w:tc>
+      </w:tr>
+      <w:tr>
+        <w:trPr/>
+        <w:tc>
+          <w:tcPr>
+            <w:tcW w:w="4679" w:type="dxa"/>
+            <w:tcBorders>
+              <w:top w:val="single" w:sz="4" w:space="0" w:color="D6DCEA"/>
+              <w:left w:val="single" w:sz="4" w:space="0" w:color="D6DCEA"/>
+              <w:bottom w:val="single" w:sz="4" w:space="0" w:color="D6DCEA"/>
+              <w:right w:val="single" w:sz="4" w:space="0" w:color="D6DCEA"/>
+            </w:tcBorders>
+          </w:tcPr>
+          <w:p>
+            <w:pPr>
+              <w:pStyle w:val="Compact"/>
+              <w:widowControl/>
+              <w:spacing w:before="36" w:after="40"/>
+              <w:jc w:val="left"/>
+              <w:rPr>
+                <w:kern w:val="0"/>
+                <w:szCs w:val="24"/>
+                <w:lang w:val="en-US" w:eastAsia="en-US" w:bidi="ar-SA"/>
+              </w:rPr>
+            </w:pPr>
+            <w:r>
+              <w:rPr>
+                <w:kern w:val="0"/>
+                <w:sz w:val="18"/>
+                <w:szCs w:val="24"/>
+                <w:lang w:val="en-US" w:eastAsia="en-US" w:bidi="ar-SA"/>
+              </w:rPr>
+              <w:t>Проверка восстановления на момент времени</w:t>
+            </w:r>
+          </w:p>
+        </w:tc>
+        <w:tc>
+          <w:tcPr>
+            <w:tcW w:w="4680" w:type="dxa"/>
+            <w:tcBorders>
+              <w:top w:val="single" w:sz="4" w:space="0" w:color="D6DCEA"/>
+              <w:left w:val="single" w:sz="4" w:space="0" w:color="D6DCEA"/>
+              <w:bottom w:val="single" w:sz="4" w:space="0" w:color="D6DCEA"/>
+              <w:right w:val="single" w:sz="4" w:space="0" w:color="D6DCEA"/>
+            </w:tcBorders>
+          </w:tcPr>
+          <w:p>
+            <w:pPr>
+              <w:pStyle w:val="Compact"/>
+              <w:widowControl/>
+              <w:spacing w:before="36" w:after="40"/>
+              <w:jc w:val="left"/>
+              <w:rPr>
+                <w:kern w:val="0"/>
+                <w:szCs w:val="24"/>
+                <w:lang w:val="en-US" w:eastAsia="en-US" w:bidi="ar-SA"/>
+              </w:rPr>
+            </w:pPr>
+            <w:r>
+              <w:rPr>
+                <w:kern w:val="0"/>
+                <w:sz w:val="18"/>
+                <w:szCs w:val="24"/>
+                <w:lang w:val="en-US" w:eastAsia="en-US" w:bidi="ar-SA"/>
+              </w:rPr>
+              <w:t xml:space="preserve">Раз в квартал — физическая копия и архив WAL в пустой каталог, </w:t>
+            </w:r>
+            <w:r>
+              <w:rPr>
+                <w:rStyle w:val="VerbatimChar"/>
+                <w:kern w:val="0"/>
+                <w:sz w:val="18"/>
+                <w:szCs w:val="24"/>
+                <w:lang w:val="en-US" w:eastAsia="en-US" w:bidi="ar-SA"/>
+              </w:rPr>
+              <w:t>recovery.signal</w:t>
+            </w:r>
+            <w:r>
+              <w:rPr>
+                <w:kern w:val="0"/>
+                <w:sz w:val="18"/>
+                <w:szCs w:val="24"/>
+                <w:lang w:val="en-US" w:eastAsia="en-US" w:bidi="ar-SA"/>
+              </w:rPr>
+              <w:t>, сверка данных (руководство по развёртыванию). При подготовке v0.5.0 проверено на PostgreSQL: данные восстановлены до последнего заархивированного сегмента, транзакция из незаархивированного сегмента ожидаемо потеряна</w:t>
             </w:r>
             <w:bookmarkStart w:id="13" w:name="резервное-копирование-и-мониторинг"/>
             <w:bookmarkEnd w:id="13"/>
@@ -4625,7 +5432,7 @@
         <w:pStyle w:val="Heading1"/>
         <w:rPr/>
       </w:pPr>
-      <w:bookmarkStart w:id="14" w:name="__RefHeading___Toc17484_1562542824"/>
+      <w:bookmarkStart w:id="14" w:name="__RefHeading___Toc19152_2275915807"/>
       <w:bookmarkEnd w:id="14"/>
       <w:r>
         <w:rPr>
@@ -5142,7 +5949,7 @@
         <w:color w:val="8A92A6"/>
         <w:sz w:val="16"/>
       </w:rPr>
-      <w:t xml:space="preserve">Планировщик отпусков 0.4.0 · Стенды, CI/CD и выпуск · стр. </w:t>
+      <w:t xml:space="preserve">Планировщик отпусков 0.5.0 · Стенды, CI/CD и выпуск · стр. </w:t>
     </w:r>
     <w:r>
       <w:rPr/>
@@ -5181,7 +5988,7 @@
         <w:color w:val="8A92A6"/>
         <w:sz w:val="16"/>
       </w:rPr>
-      <w:t xml:space="preserve">Планировщик отпусков 0.4.0 · Стенды, CI/CD и выпуск · стр. </w:t>
+      <w:t xml:space="preserve">Планировщик отпусков 0.5.0 · Стенды, CI/CD и выпуск · стр. </w:t>
     </w:r>
     <w:r>
       <w:rPr/>

--- a/docs/docx/07-environments-cicd.docx
+++ b/docs/docx/07-environments-cicd.docx
@@ -23,7 +23,7 @@
       </w:pPr>
       <w:r>
         <w:rPr/>
-        <w:t>Планировщик отпусков 0.5.0 · Окружения, конвейеры, версии и эксплуатация</w:t>
+        <w:t>Планировщик отпусков 0.6.0 · Окружения, конвейеры, версии и эксплуатация</w:t>
       </w:r>
     </w:p>
     <w:p>
@@ -33,7 +33,7 @@
       </w:pPr>
       <w:r>
         <w:rPr/>
-        <w:t>28 октября 2026</w:t>
+        <w:t>29 октября 2026</w:t>
       </w:r>
     </w:p>
     <w:sdt>
@@ -93,7 +93,7 @@
             </w:rPr>
             <w:fldChar w:fldCharType="separate"/>
           </w:r>
-          <w:hyperlink w:anchor="__RefHeading___Toc19138_2275915807">
+          <w:hyperlink w:anchor="__RefHeading___Toc25641_3673021804">
             <w:r>
               <w:rPr>
                 <w:webHidden/>
@@ -114,7 +114,7 @@
             </w:tabs>
             <w:rPr/>
           </w:pPr>
-          <w:hyperlink w:anchor="__RefHeading___Toc19140_2275915807">
+          <w:hyperlink w:anchor="__RefHeading___Toc25643_3673021804">
             <w:r>
               <w:rPr>
                 <w:webHidden/>
@@ -135,7 +135,7 @@
             </w:tabs>
             <w:rPr/>
           </w:pPr>
-          <w:hyperlink w:anchor="__RefHeading___Toc19142_2275915807">
+          <w:hyperlink w:anchor="__RefHeading___Toc25645_3673021804">
             <w:r>
               <w:rPr>
                 <w:webHidden/>
@@ -156,7 +156,7 @@
             </w:tabs>
             <w:rPr/>
           </w:pPr>
-          <w:hyperlink w:anchor="__RefHeading___Toc19144_2275915807">
+          <w:hyperlink w:anchor="__RefHeading___Toc25647_3673021804">
             <w:r>
               <w:rPr>
                 <w:webHidden/>
@@ -177,7 +177,7 @@
             </w:tabs>
             <w:rPr/>
           </w:pPr>
-          <w:hyperlink w:anchor="__RefHeading___Toc19146_2275915807">
+          <w:hyperlink w:anchor="__RefHeading___Toc25649_3673021804">
             <w:r>
               <w:rPr>
                 <w:webHidden/>
@@ -198,7 +198,7 @@
             </w:tabs>
             <w:rPr/>
           </w:pPr>
-          <w:hyperlink w:anchor="__RefHeading___Toc19148_2275915807">
+          <w:hyperlink w:anchor="__RefHeading___Toc25651_3673021804">
             <w:r>
               <w:rPr>
                 <w:webHidden/>
@@ -219,7 +219,7 @@
             </w:tabs>
             <w:rPr/>
           </w:pPr>
-          <w:hyperlink w:anchor="__RefHeading___Toc19150_2275915807">
+          <w:hyperlink w:anchor="__RefHeading___Toc25653_3673021804">
             <w:r>
               <w:rPr>
                 <w:webHidden/>
@@ -240,7 +240,7 @@
             </w:tabs>
             <w:rPr/>
           </w:pPr>
-          <w:hyperlink w:anchor="__RefHeading___Toc19152_2275915807">
+          <w:hyperlink w:anchor="__RefHeading___Toc25655_3673021804">
             <w:r>
               <w:rPr>
                 <w:webHidden/>
@@ -265,7 +265,7 @@
         <w:pStyle w:val="Heading1"/>
         <w:rPr/>
       </w:pPr>
-      <w:bookmarkStart w:id="0" w:name="__RefHeading___Toc19138_2275915807"/>
+      <w:bookmarkStart w:id="0" w:name="__RefHeading___Toc25641_3673021804"/>
       <w:bookmarkEnd w:id="0"/>
       <w:r>
         <w:rPr>
@@ -921,7 +921,7 @@
         <w:pStyle w:val="Heading1"/>
         <w:rPr/>
       </w:pPr>
-      <w:bookmarkStart w:id="2" w:name="__RefHeading___Toc19140_2275915807"/>
+      <w:bookmarkStart w:id="2" w:name="__RefHeading___Toc25643_3673021804"/>
       <w:bookmarkEnd w:id="2"/>
       <w:r>
         <w:rPr>
@@ -1708,7 +1708,7 @@
         <w:pStyle w:val="Heading2"/>
         <w:rPr/>
       </w:pPr>
-      <w:bookmarkStart w:id="3" w:name="__RefHeading___Toc19142_2275915807"/>
+      <w:bookmarkStart w:id="3" w:name="__RefHeading___Toc25645_3673021804"/>
       <w:bookmarkEnd w:id="3"/>
       <w:r>
         <w:rPr>
@@ -2848,7 +2848,27 @@
       </w:r>
       <w:r>
         <w:rPr/>
-        <w:t xml:space="preserve">. В git их нет. Почта и единый вход необязательны: без </w:t>
+        <w:t xml:space="preserve">. В git их нет. С v0.6.0 — необязательный </w:t>
+      </w:r>
+      <w:r>
+        <w:rPr>
+          <w:rStyle w:val="VerbatimChar"/>
+        </w:rPr>
+        <w:t>JOBS_POLL_SECONDS</w:t>
+      </w:r>
+      <w:r>
+        <w:rPr/>
+        <w:t xml:space="preserve"> (60): как часто процесс проходит плановые задачи — извещения, эскалацию, напоминания, очистку журнала входов; </w:t>
+      </w:r>
+      <w:r>
+        <w:rPr>
+          <w:rStyle w:val="VerbatimChar"/>
+        </w:rPr>
+        <w:t>0</w:t>
+      </w:r>
+      <w:r>
+        <w:rPr/>
+        <w:t xml:space="preserve"> выключает таймер (тесты вызывают задачи сами). Почта и единый вход необязательны: без </w:t>
       </w:r>
       <w:r>
         <w:rPr>
@@ -2876,7 +2896,7 @@
         <w:pStyle w:val="Heading1"/>
         <w:rPr/>
       </w:pPr>
-      <w:bookmarkStart w:id="4" w:name="__RefHeading___Toc19144_2275915807"/>
+      <w:bookmarkStart w:id="4" w:name="__RefHeading___Toc25647_3673021804"/>
       <w:bookmarkStart w:id="5" w:name="конвейеры-непрерывной-интеграции"/>
       <w:bookmarkEnd w:id="4"/>
       <w:r>
@@ -3203,7 +3223,7 @@
                 <w:szCs w:val="24"/>
                 <w:lang w:val="en-US" w:eastAsia="en-US" w:bidi="ar-SA"/>
               </w:rPr>
-              <w:t xml:space="preserve">, миграции на чистой PostgreSQL 17, </w:t>
+              <w:t>, миграции на чистой PostgreSQL 17, обновление с прошлого выпуска на данных (</w:t>
             </w:r>
             <w:r>
               <w:rPr>
@@ -3213,6 +3233,44 @@
                 <w:szCs w:val="24"/>
                 <w:lang w:val="en-US" w:eastAsia="en-US" w:bidi="ar-SA"/>
               </w:rPr>
+              <w:t>scripts/upgrade-check.sh</w:t>
+            </w:r>
+            <w:r>
+              <w:rPr>
+                <w:kern w:val="0"/>
+                <w:sz w:val="18"/>
+                <w:szCs w:val="24"/>
+                <w:lang w:val="en-US" w:eastAsia="en-US" w:bidi="ar-SA"/>
+              </w:rPr>
+              <w:t xml:space="preserve">: миграции </w:t>
+            </w:r>
+            <w:r>
+              <w:rPr>
+                <w:rStyle w:val="VerbatimChar"/>
+                <w:kern w:val="0"/>
+                <w:sz w:val="18"/>
+                <w:szCs w:val="24"/>
+                <w:lang w:val="en-US" w:eastAsia="en-US" w:bidi="ar-SA"/>
+              </w:rPr>
+              <w:t>main</w:t>
+            </w:r>
+            <w:r>
+              <w:rPr>
+                <w:kern w:val="0"/>
+                <w:sz w:val="18"/>
+                <w:szCs w:val="24"/>
+                <w:lang w:val="en-US" w:eastAsia="en-US" w:bidi="ar-SA"/>
+              </w:rPr>
+              <w:t xml:space="preserve"> в отдельной схеме, данные прошлого выпуска, миграции ветки, сверка схемы), </w:t>
+            </w:r>
+            <w:r>
+              <w:rPr>
+                <w:rStyle w:val="VerbatimChar"/>
+                <w:kern w:val="0"/>
+                <w:sz w:val="18"/>
+                <w:szCs w:val="24"/>
+                <w:lang w:val="en-US" w:eastAsia="en-US" w:bidi="ar-SA"/>
+              </w:rPr>
               <w:t>tsc</w:t>
             </w:r>
             <w:r>
@@ -3255,7 +3313,7 @@
                 <w:szCs w:val="24"/>
                 <w:lang w:val="en-US" w:eastAsia="en-US" w:bidi="ar-SA"/>
               </w:rPr>
-              <w:t>Ошибки логики, прав, транзакций, расхождение контракта и маршрутов, гонки</w:t>
+              <w:t>Ошибки логики, прав, транзакций, расхождение контракта и маршрутов, гонки, миграции, падающие только на данных</w:t>
             </w:r>
           </w:p>
         </w:tc>
@@ -3474,7 +3532,7 @@
                 <w:szCs w:val="24"/>
                 <w:lang w:val="en-US" w:eastAsia="en-US" w:bidi="ar-SA"/>
               </w:rPr>
-              <w:t>PostgreSQL, миграции, seed, сборки, Chromium; Playwright: вход, график, заявка с подбором дат и согласованием, команда, график работы, CSP</w:t>
+              <w:t>PostgreSQL, миграции, seed, сборки, Chromium; Playwright: вход, график, заявка с подбором дат и согласованием, команда, график работы, кадровая служба и импорт, одноразовый пароль, замещение, извещение и ознакомление, кампания планирования и утверждение графика с формой Т-7, CSP всех экранов</w:t>
             </w:r>
           </w:p>
         </w:tc>
@@ -4134,7 +4192,7 @@
         <w:pStyle w:val="Heading1"/>
         <w:rPr/>
       </w:pPr>
-      <w:bookmarkStart w:id="7" w:name="__RefHeading___Toc19146_2275915807"/>
+      <w:bookmarkStart w:id="7" w:name="__RefHeading___Toc25649_3673021804"/>
       <w:bookmarkStart w:id="8" w:name="ветки-версии-и-выпуск"/>
       <w:bookmarkEnd w:id="7"/>
       <w:r>
@@ -4427,7 +4485,7 @@
         <w:pStyle w:val="Heading1"/>
         <w:rPr/>
       </w:pPr>
-      <w:bookmarkStart w:id="9" w:name="__RefHeading___Toc19148_2275915807"/>
+      <w:bookmarkStart w:id="9" w:name="__RefHeading___Toc25651_3673021804"/>
       <w:bookmarkStart w:id="10" w:name="миграции-базы-данных"/>
       <w:bookmarkEnd w:id="9"/>
       <w:r>
@@ -4523,20 +4581,43 @@
         </w:numPr>
         <w:rPr/>
       </w:pPr>
-      <w:bookmarkStart w:id="11" w:name="миграции-базы-данных"/>
       <w:r>
         <w:rPr/>
         <w:t>Seed идемпотентен и ничего не удаляет; на рабочем контуре его запуск не требуется.</w:t>
       </w:r>
-      <w:bookmarkEnd w:id="11"/>
+    </w:p>
+    <w:p>
+      <w:pPr>
+        <w:pStyle w:val="Compact"/>
+        <w:numPr>
+          <w:ilvl w:val="0"/>
+          <w:numId w:val="10"/>
+        </w:numPr>
+        <w:rPr/>
+      </w:pPr>
+      <w:r>
+        <w:rPr/>
+        <w:t xml:space="preserve">Каждая ветка версии проверяется обновлением с данных </w:t>
+      </w:r>
+      <w:r>
+        <w:rPr>
+          <w:rStyle w:val="VerbatimChar"/>
+        </w:rPr>
+        <w:t>main</w:t>
+      </w:r>
+      <w:r>
+        <w:rPr/>
+        <w:t xml:space="preserve"> (шаг CI «Обновление с прошлого выпуска на данных»): миграция, которая проходит на пустой базе и падает на данных, не попадёт в выпуск. В v0.6.0 так найдена миграция замещения, падавшая с «pending trigger events» — порядок операций исправлен до выпуска.</w:t>
+      </w:r>
+      <w:bookmarkEnd w:id="10"/>
     </w:p>
     <w:p>
       <w:pPr>
         <w:pStyle w:val="Heading1"/>
         <w:rPr/>
       </w:pPr>
-      <w:bookmarkStart w:id="12" w:name="__RefHeading___Toc19150_2275915807"/>
-      <w:bookmarkEnd w:id="12"/>
+      <w:bookmarkStart w:id="11" w:name="__RefHeading___Toc25653_3673021804"/>
+      <w:bookmarkEnd w:id="11"/>
       <w:r>
         <w:rPr>
           <w:rStyle w:val="SectionNumber"/>
@@ -5421,8 +5502,8 @@
               </w:rPr>
               <w:t>, сверка данных (руководство по развёртыванию). При подготовке v0.5.0 проверено на PostgreSQL: данные восстановлены до последнего заархивированного сегмента, транзакция из незаархивированного сегмента ожидаемо потеряна</w:t>
             </w:r>
-            <w:bookmarkStart w:id="13" w:name="резервное-копирование-и-мониторинг"/>
-            <w:bookmarkEnd w:id="13"/>
+            <w:bookmarkStart w:id="12" w:name="резервное-копирование-и-мониторинг"/>
+            <w:bookmarkEnd w:id="12"/>
           </w:p>
         </w:tc>
       </w:tr>
@@ -5432,8 +5513,8 @@
         <w:pStyle w:val="Heading1"/>
         <w:rPr/>
       </w:pPr>
-      <w:bookmarkStart w:id="14" w:name="__RefHeading___Toc19152_2275915807"/>
-      <w:bookmarkEnd w:id="14"/>
+      <w:bookmarkStart w:id="13" w:name="__RefHeading___Toc25655_3673021804"/>
+      <w:bookmarkEnd w:id="13"/>
       <w:r>
         <w:rPr>
           <w:rStyle w:val="SectionNumber"/>
@@ -5949,7 +6030,7 @@
         <w:color w:val="8A92A6"/>
         <w:sz w:val="16"/>
       </w:rPr>
-      <w:t xml:space="preserve">Планировщик отпусков 0.5.0 · Стенды, CI/CD и выпуск · стр. </w:t>
+      <w:t xml:space="preserve">Планировщик отпусков 0.6.0 · Стенды, CI/CD и выпуск · стр. </w:t>
     </w:r>
     <w:r>
       <w:rPr/>
@@ -5988,7 +6069,7 @@
         <w:color w:val="8A92A6"/>
         <w:sz w:val="16"/>
       </w:rPr>
-      <w:t xml:space="preserve">Планировщик отпусков 0.5.0 · Стенды, CI/CD и выпуск · стр. </w:t>
+      <w:t xml:space="preserve">Планировщик отпусков 0.6.0 · Стенды, CI/CD и выпуск · стр. </w:t>
     </w:r>
     <w:r>
       <w:rPr/>
@@ -6556,6 +6637,9 @@
   <w:num w:numId="9">
     <w:abstractNumId w:val="1"/>
   </w:num>
+  <w:num w:numId="10">
+    <w:abstractNumId w:val="1"/>
+  </w:num>
 </w:numbering>
 </file>
 

--- a/docs/docx/07-environments-cicd.docx
+++ b/docs/docx/07-environments-cicd.docx
@@ -23,7 +23,7 @@
       </w:pPr>
       <w:r>
         <w:rPr/>
-        <w:t>Планировщик отпусков 0.6.0 · Окружения, конвейеры, версии и эксплуатация</w:t>
+        <w:t>Планировщик отпусков 1.0.0 · Окружения, конвейеры, версии и эксплуатация</w:t>
       </w:r>
     </w:p>
     <w:p>
@@ -33,7 +33,7 @@
       </w:pPr>
       <w:r>
         <w:rPr/>
-        <w:t>29 октября 2026</w:t>
+        <w:t>30 октября 2026</w:t>
       </w:r>
     </w:p>
     <w:sdt>
@@ -93,7 +93,7 @@
             </w:rPr>
             <w:fldChar w:fldCharType="separate"/>
           </w:r>
-          <w:hyperlink w:anchor="__RefHeading___Toc25641_3673021804">
+          <w:hyperlink w:anchor="__RefHeading___Toc26728_1804324697">
             <w:r>
               <w:rPr>
                 <w:webHidden/>
@@ -114,7 +114,7 @@
             </w:tabs>
             <w:rPr/>
           </w:pPr>
-          <w:hyperlink w:anchor="__RefHeading___Toc25643_3673021804">
+          <w:hyperlink w:anchor="__RefHeading___Toc26730_1804324697">
             <w:r>
               <w:rPr>
                 <w:webHidden/>
@@ -135,7 +135,7 @@
             </w:tabs>
             <w:rPr/>
           </w:pPr>
-          <w:hyperlink w:anchor="__RefHeading___Toc25645_3673021804">
+          <w:hyperlink w:anchor="__RefHeading___Toc26732_1804324697">
             <w:r>
               <w:rPr>
                 <w:webHidden/>
@@ -156,7 +156,7 @@
             </w:tabs>
             <w:rPr/>
           </w:pPr>
-          <w:hyperlink w:anchor="__RefHeading___Toc25647_3673021804">
+          <w:hyperlink w:anchor="__RefHeading___Toc26734_1804324697">
             <w:r>
               <w:rPr>
                 <w:webHidden/>
@@ -164,7 +164,7 @@
               </w:rPr>
               <w:t>3 Конвейеры непрерывной интеграции</w:t>
               <w:tab/>
-              <w:t>5</w:t>
+              <w:t>6</w:t>
             </w:r>
           </w:hyperlink>
         </w:p>
@@ -177,7 +177,7 @@
             </w:tabs>
             <w:rPr/>
           </w:pPr>
-          <w:hyperlink w:anchor="__RefHeading___Toc25649_3673021804">
+          <w:hyperlink w:anchor="__RefHeading___Toc26736_1804324697">
             <w:r>
               <w:rPr>
                 <w:webHidden/>
@@ -185,7 +185,7 @@
               </w:rPr>
               <w:t>4 Ветки, версии и выпуск</w:t>
               <w:tab/>
-              <w:t>7</w:t>
+              <w:t>8</w:t>
             </w:r>
           </w:hyperlink>
         </w:p>
@@ -198,7 +198,7 @@
             </w:tabs>
             <w:rPr/>
           </w:pPr>
-          <w:hyperlink w:anchor="__RefHeading___Toc25651_3673021804">
+          <w:hyperlink w:anchor="__RefHeading___Toc26738_1804324697">
             <w:r>
               <w:rPr>
                 <w:webHidden/>
@@ -206,7 +206,7 @@
               </w:rPr>
               <w:t>5 Миграции базы данных</w:t>
               <w:tab/>
-              <w:t>8</w:t>
+              <w:t>9</w:t>
             </w:r>
           </w:hyperlink>
         </w:p>
@@ -219,7 +219,7 @@
             </w:tabs>
             <w:rPr/>
           </w:pPr>
-          <w:hyperlink w:anchor="__RefHeading___Toc25653_3673021804">
+          <w:hyperlink w:anchor="__RefHeading___Toc26740_1804324697">
             <w:r>
               <w:rPr>
                 <w:webHidden/>
@@ -227,7 +227,7 @@
               </w:rPr>
               <w:t>6 Резервное копирование и мониторинг</w:t>
               <w:tab/>
-              <w:t>9</w:t>
+              <w:t>10</w:t>
             </w:r>
           </w:hyperlink>
         </w:p>
@@ -240,7 +240,7 @@
             </w:tabs>
             <w:rPr/>
           </w:pPr>
-          <w:hyperlink w:anchor="__RefHeading___Toc25655_3673021804">
+          <w:hyperlink w:anchor="__RefHeading___Toc26742_1804324697">
             <w:r>
               <w:rPr>
                 <w:webHidden/>
@@ -248,7 +248,7 @@
               </w:rPr>
               <w:t>7 Доступы</w:t>
               <w:tab/>
-              <w:t>10</w:t>
+              <w:t>11</w:t>
             </w:r>
           </w:hyperlink>
           <w:r>
@@ -265,7 +265,7 @@
         <w:pStyle w:val="Heading1"/>
         <w:rPr/>
       </w:pPr>
-      <w:bookmarkStart w:id="0" w:name="__RefHeading___Toc25641_3673021804"/>
+      <w:bookmarkStart w:id="0" w:name="__RefHeading___Toc26728_1804324697"/>
       <w:bookmarkEnd w:id="0"/>
       <w:r>
         <w:rPr>
@@ -921,7 +921,7 @@
         <w:pStyle w:val="Heading1"/>
         <w:rPr/>
       </w:pPr>
-      <w:bookmarkStart w:id="2" w:name="__RefHeading___Toc25643_3673021804"/>
+      <w:bookmarkStart w:id="2" w:name="__RefHeading___Toc26730_1804324697"/>
       <w:bookmarkEnd w:id="2"/>
       <w:r>
         <w:rPr>
@@ -1708,7 +1708,7 @@
         <w:pStyle w:val="Heading2"/>
         <w:rPr/>
       </w:pPr>
-      <w:bookmarkStart w:id="3" w:name="__RefHeading___Toc25645_3673021804"/>
+      <w:bookmarkStart w:id="3" w:name="__RefHeading___Toc26732_1804324697"/>
       <w:bookmarkEnd w:id="3"/>
       <w:r>
         <w:rPr>
@@ -2605,7 +2605,7 @@
                 <w:szCs w:val="24"/>
                 <w:lang w:val="en-US" w:eastAsia="en-US" w:bidi="ar-SA"/>
               </w:rPr>
-              <w:t>npm run db:seed:load</w:t>
+              <w:t>npm run db:seed:load -- --employees 2000 --history 5</w:t>
             </w:r>
             <w:r>
               <w:rPr>
@@ -2666,7 +2666,7 @@
                 <w:szCs w:val="24"/>
                 <w:lang w:val="en-US" w:eastAsia="en-US" w:bidi="ar-SA"/>
               </w:rPr>
-              <w:t xml:space="preserve">Нагрузочная БД: 5000 сотрудников, 152 отдела (имя БД должно содержать </w:t>
+              <w:t xml:space="preserve">Нагрузочная БД заданной численности с историей (имя БД должно содержать </w:t>
             </w:r>
             <w:r>
               <w:rPr>
@@ -2685,7 +2685,7 @@
                 <w:szCs w:val="24"/>
                 <w:lang w:val="en-US" w:eastAsia="en-US" w:bidi="ar-SA"/>
               </w:rPr>
-              <w:t>)</w:t>
+              <w:t>); по умолчанию 5000 сотрудников</w:t>
             </w:r>
           </w:p>
         </w:tc>
@@ -2722,7 +2722,7 @@
                 <w:szCs w:val="24"/>
                 <w:lang w:val="en-US" w:eastAsia="en-US" w:bidi="ar-SA"/>
               </w:rPr>
-              <w:t>node tools/load/run.mjs</w:t>
+              <w:t>node tools/load/run.mjs --profile average --population 2000</w:t>
             </w:r>
           </w:p>
         </w:tc>
@@ -2755,7 +2755,261 @@
                 <w:szCs w:val="24"/>
                 <w:lang w:val="en-US" w:eastAsia="en-US" w:bidi="ar-SA"/>
               </w:rPr>
-              <w:t>Нагрузочный прогон: виртуальные сотрудники и руководители, таблица p50/p95/p99</w:t>
+              <w:t xml:space="preserve">Нагрузочный прогон по модели рабочего дня: роли, вкладки с потоком событий, профили </w:t>
+            </w:r>
+            <w:r>
+              <w:rPr>
+                <w:rStyle w:val="VerbatimChar"/>
+                <w:kern w:val="0"/>
+                <w:sz w:val="18"/>
+                <w:szCs w:val="24"/>
+                <w:lang w:val="en-US" w:eastAsia="en-US" w:bidi="ar-SA"/>
+              </w:rPr>
+              <w:t>smoke</w:t>
+            </w:r>
+            <w:r>
+              <w:rPr>
+                <w:kern w:val="0"/>
+                <w:sz w:val="18"/>
+                <w:szCs w:val="24"/>
+                <w:lang w:val="en-US" w:eastAsia="en-US" w:bidi="ar-SA"/>
+              </w:rPr>
+              <w:t xml:space="preserve">, </w:t>
+            </w:r>
+            <w:r>
+              <w:rPr>
+                <w:rStyle w:val="VerbatimChar"/>
+                <w:kern w:val="0"/>
+                <w:sz w:val="18"/>
+                <w:szCs w:val="24"/>
+                <w:lang w:val="en-US" w:eastAsia="en-US" w:bidi="ar-SA"/>
+              </w:rPr>
+              <w:t>average</w:t>
+            </w:r>
+            <w:r>
+              <w:rPr>
+                <w:kern w:val="0"/>
+                <w:sz w:val="18"/>
+                <w:szCs w:val="24"/>
+                <w:lang w:val="en-US" w:eastAsia="en-US" w:bidi="ar-SA"/>
+              </w:rPr>
+              <w:t xml:space="preserve">, </w:t>
+            </w:r>
+            <w:r>
+              <w:rPr>
+                <w:rStyle w:val="VerbatimChar"/>
+                <w:kern w:val="0"/>
+                <w:sz w:val="18"/>
+                <w:szCs w:val="24"/>
+                <w:lang w:val="en-US" w:eastAsia="en-US" w:bidi="ar-SA"/>
+              </w:rPr>
+              <w:t>spike</w:t>
+            </w:r>
+            <w:r>
+              <w:rPr>
+                <w:kern w:val="0"/>
+                <w:sz w:val="18"/>
+                <w:szCs w:val="24"/>
+                <w:lang w:val="en-US" w:eastAsia="en-US" w:bidi="ar-SA"/>
+              </w:rPr>
+              <w:t xml:space="preserve">, </w:t>
+            </w:r>
+            <w:r>
+              <w:rPr>
+                <w:rStyle w:val="VerbatimChar"/>
+                <w:kern w:val="0"/>
+                <w:sz w:val="18"/>
+                <w:szCs w:val="24"/>
+                <w:lang w:val="en-US" w:eastAsia="en-US" w:bidi="ar-SA"/>
+              </w:rPr>
+              <w:t>stress</w:t>
+            </w:r>
+            <w:r>
+              <w:rPr>
+                <w:kern w:val="0"/>
+                <w:sz w:val="18"/>
+                <w:szCs w:val="24"/>
+                <w:lang w:val="en-US" w:eastAsia="en-US" w:bidi="ar-SA"/>
+              </w:rPr>
+              <w:t xml:space="preserve">, </w:t>
+            </w:r>
+            <w:r>
+              <w:rPr>
+                <w:rStyle w:val="VerbatimChar"/>
+                <w:kern w:val="0"/>
+                <w:sz w:val="18"/>
+                <w:szCs w:val="24"/>
+                <w:lang w:val="en-US" w:eastAsia="en-US" w:bidi="ar-SA"/>
+              </w:rPr>
+              <w:t>soak</w:t>
+            </w:r>
+            <w:r>
+              <w:rPr>
+                <w:kern w:val="0"/>
+                <w:sz w:val="18"/>
+                <w:szCs w:val="24"/>
+                <w:lang w:val="en-US" w:eastAsia="en-US" w:bidi="ar-SA"/>
+              </w:rPr>
+              <w:t xml:space="preserve"> (</w:t>
+            </w:r>
+            <w:r>
+              <w:rPr>
+                <w:rStyle w:val="VerbatimChar"/>
+                <w:kern w:val="0"/>
+                <w:sz w:val="18"/>
+                <w:szCs w:val="24"/>
+                <w:lang w:val="en-US" w:eastAsia="en-US" w:bidi="ar-SA"/>
+              </w:rPr>
+              <w:t>docs/performance/</w:t>
+            </w:r>
+            <w:r>
+              <w:rPr>
+                <w:kern w:val="0"/>
+                <w:sz w:val="18"/>
+                <w:szCs w:val="24"/>
+                <w:lang w:val="en-US" w:eastAsia="en-US" w:bidi="ar-SA"/>
+              </w:rPr>
+              <w:t>)</w:t>
+            </w:r>
+          </w:p>
+        </w:tc>
+      </w:tr>
+      <w:tr>
+        <w:trPr/>
+        <w:tc>
+          <w:tcPr>
+            <w:tcW w:w="4679" w:type="dxa"/>
+            <w:tcBorders>
+              <w:top w:val="single" w:sz="4" w:space="0" w:color="D6DCEA"/>
+              <w:left w:val="single" w:sz="4" w:space="0" w:color="D6DCEA"/>
+              <w:bottom w:val="single" w:sz="4" w:space="0" w:color="D6DCEA"/>
+              <w:right w:val="single" w:sz="4" w:space="0" w:color="D6DCEA"/>
+            </w:tcBorders>
+          </w:tcPr>
+          <w:p>
+            <w:pPr>
+              <w:pStyle w:val="Compact"/>
+              <w:widowControl/>
+              <w:spacing w:before="36" w:after="40"/>
+              <w:jc w:val="left"/>
+              <w:rPr>
+                <w:kern w:val="0"/>
+                <w:szCs w:val="24"/>
+                <w:lang w:val="en-US" w:eastAsia="en-US" w:bidi="ar-SA"/>
+              </w:rPr>
+            </w:pPr>
+            <w:r>
+              <w:rPr>
+                <w:rStyle w:val="VerbatimChar"/>
+                <w:kern w:val="0"/>
+                <w:sz w:val="18"/>
+                <w:szCs w:val="24"/>
+                <w:lang w:val="en-US" w:eastAsia="en-US" w:bidi="ar-SA"/>
+              </w:rPr>
+              <w:t>tools/load/pinned.sh</w:t>
+            </w:r>
+          </w:p>
+        </w:tc>
+        <w:tc>
+          <w:tcPr>
+            <w:tcW w:w="4680" w:type="dxa"/>
+            <w:tcBorders>
+              <w:top w:val="single" w:sz="4" w:space="0" w:color="D6DCEA"/>
+              <w:left w:val="single" w:sz="4" w:space="0" w:color="D6DCEA"/>
+              <w:bottom w:val="single" w:sz="4" w:space="0" w:color="D6DCEA"/>
+              <w:right w:val="single" w:sz="4" w:space="0" w:color="D6DCEA"/>
+            </w:tcBorders>
+          </w:tcPr>
+          <w:p>
+            <w:pPr>
+              <w:pStyle w:val="Compact"/>
+              <w:widowControl/>
+              <w:spacing w:before="36" w:after="40"/>
+              <w:jc w:val="left"/>
+              <w:rPr>
+                <w:kern w:val="0"/>
+                <w:szCs w:val="24"/>
+                <w:lang w:val="en-US" w:eastAsia="en-US" w:bidi="ar-SA"/>
+              </w:rPr>
+            </w:pPr>
+            <w:r>
+              <w:rPr>
+                <w:kern w:val="0"/>
+                <w:sz w:val="18"/>
+                <w:szCs w:val="24"/>
+                <w:lang w:val="en-US" w:eastAsia="en-US" w:bidi="ar-SA"/>
+              </w:rPr>
+              <w:t>Прогон сайзинга: API и PostgreSQL на заданных ядрах, сбор доказательств</w:t>
+            </w:r>
+          </w:p>
+        </w:tc>
+      </w:tr>
+      <w:tr>
+        <w:trPr/>
+        <w:tc>
+          <w:tcPr>
+            <w:tcW w:w="4679" w:type="dxa"/>
+            <w:tcBorders>
+              <w:top w:val="single" w:sz="4" w:space="0" w:color="D6DCEA"/>
+              <w:left w:val="single" w:sz="4" w:space="0" w:color="D6DCEA"/>
+              <w:bottom w:val="single" w:sz="4" w:space="0" w:color="D6DCEA"/>
+              <w:right w:val="single" w:sz="4" w:space="0" w:color="D6DCEA"/>
+            </w:tcBorders>
+          </w:tcPr>
+          <w:p>
+            <w:pPr>
+              <w:pStyle w:val="Compact"/>
+              <w:widowControl/>
+              <w:spacing w:before="36" w:after="40"/>
+              <w:jc w:val="left"/>
+              <w:rPr>
+                <w:kern w:val="0"/>
+                <w:szCs w:val="24"/>
+                <w:lang w:val="en-US" w:eastAsia="en-US" w:bidi="ar-SA"/>
+              </w:rPr>
+            </w:pPr>
+            <w:r>
+              <w:rPr>
+                <w:rStyle w:val="VerbatimChar"/>
+                <w:kern w:val="0"/>
+                <w:sz w:val="18"/>
+                <w:szCs w:val="24"/>
+                <w:lang w:val="en-US" w:eastAsia="en-US" w:bidi="ar-SA"/>
+              </w:rPr>
+              <w:t>scripts/build-dist.sh</w:t>
+            </w:r>
+          </w:p>
+        </w:tc>
+        <w:tc>
+          <w:tcPr>
+            <w:tcW w:w="4680" w:type="dxa"/>
+            <w:tcBorders>
+              <w:top w:val="single" w:sz="4" w:space="0" w:color="D6DCEA"/>
+              <w:left w:val="single" w:sz="4" w:space="0" w:color="D6DCEA"/>
+              <w:bottom w:val="single" w:sz="4" w:space="0" w:color="D6DCEA"/>
+              <w:right w:val="single" w:sz="4" w:space="0" w:color="D6DCEA"/>
+            </w:tcBorders>
+          </w:tcPr>
+          <w:p>
+            <w:pPr>
+              <w:pStyle w:val="Compact"/>
+              <w:widowControl/>
+              <w:spacing w:before="36" w:after="40"/>
+              <w:jc w:val="left"/>
+              <w:rPr>
+                <w:kern w:val="0"/>
+                <w:szCs w:val="24"/>
+                <w:lang w:val="en-US" w:eastAsia="en-US" w:bidi="ar-SA"/>
+              </w:rPr>
+            </w:pPr>
+            <w:r>
+              <w:rPr>
+                <w:kern w:val="0"/>
+                <w:sz w:val="18"/>
+                <w:szCs w:val="24"/>
+                <w:lang w:val="en-US" w:eastAsia="en-US" w:bidi="ar-SA"/>
+              </w:rPr>
+              <w:t>Дистрибутив версии: исходные тексты, образы, комплект установки, SHA-256</w:t>
             </w:r>
           </w:p>
         </w:tc>
@@ -2896,7 +3150,7 @@
         <w:pStyle w:val="Heading1"/>
         <w:rPr/>
       </w:pPr>
-      <w:bookmarkStart w:id="4" w:name="__RefHeading___Toc25647_3673021804"/>
+      <w:bookmarkStart w:id="4" w:name="__RefHeading___Toc26734_1804324697"/>
       <w:bookmarkStart w:id="5" w:name="конвейеры-непрерывной-интеграции"/>
       <w:bookmarkEnd w:id="4"/>
       <w:r>
@@ -2984,13 +3238,13 @@
       </w:r>
       <w:r>
         <w:rPr/>
-        <w:t xml:space="preserve"> и ветки </w:t>
+        <w:t xml:space="preserve"> и ветки версий </w:t>
       </w:r>
       <w:r>
         <w:rPr>
           <w:rStyle w:val="VerbatimChar"/>
         </w:rPr>
-        <w:t>v0.*</w:t>
+        <w:t>v*</w:t>
       </w:r>
       <w:r>
         <w:rPr/>
@@ -3993,6 +4247,240 @@
                 <w:szCs w:val="24"/>
                 <w:lang w:val="en-US" w:eastAsia="en-US" w:bidi="ar-SA"/>
               </w:rPr>
+              <w:t>Нагрузка (GitHub)</w:t>
+            </w:r>
+          </w:p>
+        </w:tc>
+        <w:tc>
+          <w:tcPr>
+            <w:tcW w:w="3120" w:type="dxa"/>
+            <w:tcBorders>
+              <w:top w:val="single" w:sz="4" w:space="0" w:color="D6DCEA"/>
+              <w:left w:val="single" w:sz="4" w:space="0" w:color="D6DCEA"/>
+              <w:bottom w:val="single" w:sz="4" w:space="0" w:color="D6DCEA"/>
+              <w:right w:val="single" w:sz="4" w:space="0" w:color="D6DCEA"/>
+            </w:tcBorders>
+          </w:tcPr>
+          <w:p>
+            <w:pPr>
+              <w:pStyle w:val="Compact"/>
+              <w:widowControl/>
+              <w:spacing w:before="36" w:after="40"/>
+              <w:jc w:val="left"/>
+              <w:rPr>
+                <w:kern w:val="0"/>
+                <w:szCs w:val="24"/>
+                <w:lang w:val="en-US" w:eastAsia="en-US" w:bidi="ar-SA"/>
+              </w:rPr>
+            </w:pPr>
+            <w:r>
+              <w:rPr>
+                <w:kern w:val="0"/>
+                <w:sz w:val="18"/>
+                <w:szCs w:val="24"/>
+                <w:lang w:val="en-US" w:eastAsia="en-US" w:bidi="ar-SA"/>
+              </w:rPr>
+              <w:t xml:space="preserve">300 сотрудников с историей за год, сборка сервера, профиль </w:t>
+            </w:r>
+            <w:r>
+              <w:rPr>
+                <w:rStyle w:val="VerbatimChar"/>
+                <w:kern w:val="0"/>
+                <w:sz w:val="18"/>
+                <w:szCs w:val="24"/>
+                <w:lang w:val="en-US" w:eastAsia="en-US" w:bidi="ar-SA"/>
+              </w:rPr>
+              <w:t>smoke</w:t>
+            </w:r>
+            <w:r>
+              <w:rPr>
+                <w:kern w:val="0"/>
+                <w:sz w:val="18"/>
+                <w:szCs w:val="24"/>
+                <w:lang w:val="en-US" w:eastAsia="en-US" w:bidi="ar-SA"/>
+              </w:rPr>
+              <w:t xml:space="preserve"> с </w:t>
+            </w:r>
+            <w:r>
+              <w:rPr>
+                <w:rStyle w:val="VerbatimChar"/>
+                <w:kern w:val="0"/>
+                <w:sz w:val="18"/>
+                <w:szCs w:val="24"/>
+                <w:lang w:val="en-US" w:eastAsia="en-US" w:bidi="ar-SA"/>
+              </w:rPr>
+              <w:t>--slo</w:t>
+            </w:r>
+          </w:p>
+        </w:tc>
+        <w:tc>
+          <w:tcPr>
+            <w:tcW w:w="3120" w:type="dxa"/>
+            <w:tcBorders>
+              <w:top w:val="single" w:sz="4" w:space="0" w:color="D6DCEA"/>
+              <w:left w:val="single" w:sz="4" w:space="0" w:color="D6DCEA"/>
+              <w:bottom w:val="single" w:sz="4" w:space="0" w:color="D6DCEA"/>
+              <w:right w:val="single" w:sz="4" w:space="0" w:color="D6DCEA"/>
+            </w:tcBorders>
+          </w:tcPr>
+          <w:p>
+            <w:pPr>
+              <w:pStyle w:val="Compact"/>
+              <w:widowControl/>
+              <w:spacing w:before="36" w:after="40"/>
+              <w:jc w:val="left"/>
+              <w:rPr>
+                <w:kern w:val="0"/>
+                <w:szCs w:val="24"/>
+                <w:lang w:val="en-US" w:eastAsia="en-US" w:bidi="ar-SA"/>
+              </w:rPr>
+            </w:pPr>
+            <w:r>
+              <w:rPr>
+                <w:kern w:val="0"/>
+                <w:sz w:val="18"/>
+                <w:szCs w:val="24"/>
+                <w:lang w:val="en-US" w:eastAsia="en-US" w:bidi="ar-SA"/>
+              </w:rPr>
+              <w:t>p95 чтения &gt; 300 мс, записи &gt; 500 мс, ошибки и сбои потока событий</w:t>
+            </w:r>
+          </w:p>
+        </w:tc>
+      </w:tr>
+      <w:tr>
+        <w:trPr/>
+        <w:tc>
+          <w:tcPr>
+            <w:tcW w:w="3120" w:type="dxa"/>
+            <w:tcBorders>
+              <w:top w:val="single" w:sz="4" w:space="0" w:color="D6DCEA"/>
+              <w:left w:val="single" w:sz="4" w:space="0" w:color="D6DCEA"/>
+              <w:bottom w:val="single" w:sz="4" w:space="0" w:color="D6DCEA"/>
+              <w:right w:val="single" w:sz="4" w:space="0" w:color="D6DCEA"/>
+            </w:tcBorders>
+          </w:tcPr>
+          <w:p>
+            <w:pPr>
+              <w:pStyle w:val="Compact"/>
+              <w:widowControl/>
+              <w:spacing w:before="36" w:after="40"/>
+              <w:jc w:val="left"/>
+              <w:rPr>
+                <w:kern w:val="0"/>
+                <w:szCs w:val="24"/>
+                <w:lang w:val="en-US" w:eastAsia="en-US" w:bidi="ar-SA"/>
+              </w:rPr>
+            </w:pPr>
+            <w:r>
+              <w:rPr>
+                <w:kern w:val="0"/>
+                <w:sz w:val="18"/>
+                <w:szCs w:val="24"/>
+                <w:lang w:val="en-US" w:eastAsia="en-US" w:bidi="ar-SA"/>
+              </w:rPr>
+              <w:t>Документы (GitHub)</w:t>
+            </w:r>
+          </w:p>
+        </w:tc>
+        <w:tc>
+          <w:tcPr>
+            <w:tcW w:w="3120" w:type="dxa"/>
+            <w:tcBorders>
+              <w:top w:val="single" w:sz="4" w:space="0" w:color="D6DCEA"/>
+              <w:left w:val="single" w:sz="4" w:space="0" w:color="D6DCEA"/>
+              <w:bottom w:val="single" w:sz="4" w:space="0" w:color="D6DCEA"/>
+              <w:right w:val="single" w:sz="4" w:space="0" w:color="D6DCEA"/>
+            </w:tcBorders>
+          </w:tcPr>
+          <w:p>
+            <w:pPr>
+              <w:pStyle w:val="Compact"/>
+              <w:widowControl/>
+              <w:spacing w:before="36" w:after="40"/>
+              <w:jc w:val="left"/>
+              <w:rPr>
+                <w:kern w:val="0"/>
+                <w:szCs w:val="24"/>
+                <w:lang w:val="en-US" w:eastAsia="en-US" w:bidi="ar-SA"/>
+              </w:rPr>
+            </w:pPr>
+            <w:r>
+              <w:rPr>
+                <w:rStyle w:val="VerbatimChar"/>
+                <w:kern w:val="0"/>
+                <w:sz w:val="18"/>
+                <w:szCs w:val="24"/>
+                <w:lang w:val="en-US" w:eastAsia="en-US" w:bidi="ar-SA"/>
+              </w:rPr>
+              <w:t>python3 tools/docs/gen_tables.py --check</w:t>
+            </w:r>
+          </w:p>
+        </w:tc>
+        <w:tc>
+          <w:tcPr>
+            <w:tcW w:w="3120" w:type="dxa"/>
+            <w:tcBorders>
+              <w:top w:val="single" w:sz="4" w:space="0" w:color="D6DCEA"/>
+              <w:left w:val="single" w:sz="4" w:space="0" w:color="D6DCEA"/>
+              <w:bottom w:val="single" w:sz="4" w:space="0" w:color="D6DCEA"/>
+              <w:right w:val="single" w:sz="4" w:space="0" w:color="D6DCEA"/>
+            </w:tcBorders>
+          </w:tcPr>
+          <w:p>
+            <w:pPr>
+              <w:pStyle w:val="Compact"/>
+              <w:widowControl/>
+              <w:spacing w:before="36" w:after="40"/>
+              <w:jc w:val="left"/>
+              <w:rPr>
+                <w:kern w:val="0"/>
+                <w:szCs w:val="24"/>
+                <w:lang w:val="en-US" w:eastAsia="en-US" w:bidi="ar-SA"/>
+              </w:rPr>
+            </w:pPr>
+            <w:r>
+              <w:rPr>
+                <w:kern w:val="0"/>
+                <w:sz w:val="18"/>
+                <w:szCs w:val="24"/>
+                <w:lang w:val="en-US" w:eastAsia="en-US" w:bidi="ar-SA"/>
+              </w:rPr>
+              <w:t>Каталог операций, словарь данных, коды ошибок и показатели кода в документах разошлись с кодом</w:t>
+            </w:r>
+          </w:p>
+        </w:tc>
+      </w:tr>
+      <w:tr>
+        <w:trPr/>
+        <w:tc>
+          <w:tcPr>
+            <w:tcW w:w="3120" w:type="dxa"/>
+            <w:tcBorders>
+              <w:top w:val="single" w:sz="4" w:space="0" w:color="D6DCEA"/>
+              <w:left w:val="single" w:sz="4" w:space="0" w:color="D6DCEA"/>
+              <w:bottom w:val="single" w:sz="4" w:space="0" w:color="D6DCEA"/>
+              <w:right w:val="single" w:sz="4" w:space="0" w:color="D6DCEA"/>
+            </w:tcBorders>
+          </w:tcPr>
+          <w:p>
+            <w:pPr>
+              <w:pStyle w:val="Compact"/>
+              <w:widowControl/>
+              <w:spacing w:before="36" w:after="40"/>
+              <w:jc w:val="left"/>
+              <w:rPr>
+                <w:kern w:val="0"/>
+                <w:szCs w:val="24"/>
+                <w:lang w:val="en-US" w:eastAsia="en-US" w:bidi="ar-SA"/>
+              </w:rPr>
+            </w:pPr>
+            <w:r>
+              <w:rPr>
+                <w:kern w:val="0"/>
+                <w:sz w:val="18"/>
+                <w:szCs w:val="24"/>
+                <w:lang w:val="en-US" w:eastAsia="en-US" w:bidi="ar-SA"/>
+              </w:rPr>
               <w:t>Deploy (Gitea)</w:t>
             </w:r>
           </w:p>
@@ -4192,7 +4680,7 @@
         <w:pStyle w:val="Heading1"/>
         <w:rPr/>
       </w:pPr>
-      <w:bookmarkStart w:id="7" w:name="__RefHeading___Toc25649_3673021804"/>
+      <w:bookmarkStart w:id="7" w:name="__RefHeading___Toc26736_1804324697"/>
       <w:bookmarkStart w:id="8" w:name="ветки-версии-и-выпуск"/>
       <w:bookmarkEnd w:id="7"/>
       <w:r>
@@ -4280,11 +4768,21 @@
         <w:rPr>
           <w:rStyle w:val="VerbatimChar"/>
         </w:rPr>
+        <w:t>vX.Y.Z</w:t>
+      </w:r>
+      <w:r>
+        <w:rPr/>
+        <w:t xml:space="preserve">. До выпуска 1.0.0 — </w:t>
+      </w:r>
+      <w:r>
+        <w:rPr>
+          <w:rStyle w:val="VerbatimChar"/>
+        </w:rPr>
         <w:t>v0.x.y</w:t>
       </w:r>
       <w:r>
         <w:rPr/>
-        <w:t xml:space="preserve">: до первого релиза первая цифра 0; </w:t>
+        <w:t xml:space="preserve"> (</w:t>
       </w:r>
       <w:r>
         <w:rPr>
@@ -4294,13 +4792,43 @@
       </w:r>
       <w:r>
         <w:rPr/>
-        <w:t xml:space="preserve"> растёт при крупных накопленных изменениях, </w:t>
+        <w:t xml:space="preserve"> — крупные накопленные изменения, </w:t>
       </w:r>
       <w:r>
         <w:rPr>
           <w:rStyle w:val="VerbatimChar"/>
         </w:rPr>
         <w:t>y</w:t>
+      </w:r>
+      <w:r>
+        <w:rPr/>
+        <w:t xml:space="preserve"> — исправления); с 1.0.0: </w:t>
+      </w:r>
+      <w:r>
+        <w:rPr>
+          <w:rStyle w:val="VerbatimChar"/>
+        </w:rPr>
+        <w:t>X</w:t>
+      </w:r>
+      <w:r>
+        <w:rPr/>
+        <w:t xml:space="preserve"> растёт при несовместимых изменениях API или данных, </w:t>
+      </w:r>
+      <w:r>
+        <w:rPr>
+          <w:rStyle w:val="VerbatimChar"/>
+        </w:rPr>
+        <w:t>Y</w:t>
+      </w:r>
+      <w:r>
+        <w:rPr/>
+        <w:t xml:space="preserve"> — при новых возможностях, </w:t>
+      </w:r>
+      <w:r>
+        <w:rPr>
+          <w:rStyle w:val="VerbatimChar"/>
+        </w:rPr>
+        <w:t>Z</w:t>
       </w:r>
       <w:r>
         <w:rPr/>
@@ -4324,7 +4852,7 @@
         <w:rPr>
           <w:rStyle w:val="VerbatimChar"/>
         </w:rPr>
-        <w:t>v0.x.0</w:t>
+        <w:t>vX.Y.Z</w:t>
       </w:r>
       <w:r>
         <w:rPr/>
@@ -4364,11 +4892,11 @@
         <w:rPr>
           <w:rStyle w:val="VerbatimChar"/>
         </w:rPr>
-        <w:t>v0.x.y</w:t>
-      </w:r>
-      <w:r>
-        <w:rPr/>
-        <w:t xml:space="preserve"> на merge-коммите.</w:t>
+        <w:t>vX.Y.Z</w:t>
+      </w:r>
+      <w:r>
+        <w:rPr/>
+        <w:t xml:space="preserve"> на merge-коммите. Merge и тег ставит владелец.</w:t>
       </w:r>
     </w:p>
     <w:p>
@@ -4402,7 +4930,17 @@
       </w:r>
       <w:r>
         <w:rPr/>
-        <w:t xml:space="preserve"> (технически), версии в </w:t>
+        <w:t xml:space="preserve"> (технически), заметки к выпуску </w:t>
+      </w:r>
+      <w:r>
+        <w:rPr>
+          <w:rStyle w:val="VerbatimChar"/>
+        </w:rPr>
+        <w:t>docs/release-notes/</w:t>
+      </w:r>
+      <w:r>
+        <w:rPr/>
+        <w:t xml:space="preserve">, версии в </w:t>
       </w:r>
       <w:r>
         <w:rPr>
@@ -4422,7 +4960,17 @@
       </w:r>
       <w:r>
         <w:rPr/>
-        <w:t>) и SBOM.</w:t>
+        <w:t xml:space="preserve">) и SBOM; для поставки собирается дистрибутив </w:t>
+      </w:r>
+      <w:r>
+        <w:rPr>
+          <w:rStyle w:val="VerbatimChar"/>
+        </w:rPr>
+        <w:t>scripts/build-dist.sh</w:t>
+      </w:r>
+      <w:r>
+        <w:rPr/>
+        <w:t xml:space="preserve"> с контрольными суммами.</w:t>
       </w:r>
     </w:p>
     <w:p>
@@ -4436,17 +4984,47 @@
       </w:pPr>
       <w:r>
         <w:rPr/>
-        <w:t>Мажорная версия (</w:t>
+        <w:t>Версия с новыми возможностями (</w:t>
       </w:r>
       <w:r>
         <w:rPr>
           <w:rStyle w:val="VerbatimChar"/>
         </w:rPr>
-        <w:t>v0.x.0</w:t>
-      </w:r>
-      <w:r>
-        <w:rPr/>
-        <w:t>) выпускается только после полного прогона всех тестов в обоих конвейерах.</w:t>
+        <w:t>vX.Y.0</w:t>
+      </w:r>
+      <w:r>
+        <w:rPr/>
+        <w:t xml:space="preserve">) выпускается только после полного прогона всех тестов в обоих конвейерах; с 1.0.0 — и после нагрузочного прогона профилей </w:t>
+      </w:r>
+      <w:r>
+        <w:rPr>
+          <w:rStyle w:val="VerbatimChar"/>
+        </w:rPr>
+        <w:t>average</w:t>
+      </w:r>
+      <w:r>
+        <w:rPr/>
+        <w:t xml:space="preserve"> и </w:t>
+      </w:r>
+      <w:r>
+        <w:rPr>
+          <w:rStyle w:val="VerbatimChar"/>
+        </w:rPr>
+        <w:t>spike</w:t>
+      </w:r>
+      <w:r>
+        <w:rPr/>
+        <w:t xml:space="preserve"> (</w:t>
+      </w:r>
+      <w:r>
+        <w:rPr>
+          <w:rStyle w:val="VerbatimChar"/>
+        </w:rPr>
+        <w:t>docs/performance/runbook.md</w:t>
+      </w:r>
+      <w:r>
+        <w:rPr/>
+        <w:t>).</w:t>
       </w:r>
     </w:p>
     <w:p>
@@ -4466,17 +5044,27 @@
       </w:r>
       <w:r>
         <w:rPr/>
-        <w:t xml:space="preserve"> с тегом → развёртывание стенда Gitea и дымовые пробы → приёмка → обновление рабочего контура (резервная копия → </w:t>
+        <w:t xml:space="preserve"> с тегом → развёртывание стенда Gitea и дымовые пробы → приёмка → обновление рабочего контура по регламенту </w:t>
       </w:r>
       <w:r>
         <w:rPr>
           <w:rStyle w:val="VerbatimChar"/>
         </w:rPr>
-        <w:t>docker compose up -d --build</w:t>
-      </w:r>
-      <w:r>
-        <w:rPr/>
-        <w:t xml:space="preserve"> → дымовые пробы).</w:t>
+        <w:t>docs/runbooks/update.md</w:t>
+      </w:r>
+      <w:r>
+        <w:rPr/>
+        <w:t xml:space="preserve"> (резервная копия → новые образы → </w:t>
+      </w:r>
+      <w:r>
+        <w:rPr>
+          <w:rStyle w:val="VerbatimChar"/>
+        </w:rPr>
+        <w:t>docker compose up -d</w:t>
+      </w:r>
+      <w:r>
+        <w:rPr/>
+        <w:t xml:space="preserve"> → проверка; откат — там же).</w:t>
       </w:r>
       <w:bookmarkEnd w:id="8"/>
     </w:p>
@@ -4485,7 +5073,7 @@
         <w:pStyle w:val="Heading1"/>
         <w:rPr/>
       </w:pPr>
-      <w:bookmarkStart w:id="9" w:name="__RefHeading___Toc25651_3673021804"/>
+      <w:bookmarkStart w:id="9" w:name="__RefHeading___Toc26738_1804324697"/>
       <w:bookmarkStart w:id="10" w:name="миграции-базы-данных"/>
       <w:bookmarkEnd w:id="9"/>
       <w:r>
@@ -4616,7 +5204,7 @@
         <w:pStyle w:val="Heading1"/>
         <w:rPr/>
       </w:pPr>
-      <w:bookmarkStart w:id="11" w:name="__RefHeading___Toc25653_3673021804"/>
+      <w:bookmarkStart w:id="11" w:name="__RefHeading___Toc26740_1804324697"/>
       <w:bookmarkEnd w:id="11"/>
       <w:r>
         <w:rPr>
@@ -5513,7 +6101,7 @@
         <w:pStyle w:val="Heading1"/>
         <w:rPr/>
       </w:pPr>
-      <w:bookmarkStart w:id="13" w:name="__RefHeading___Toc25655_3673021804"/>
+      <w:bookmarkStart w:id="13" w:name="__RefHeading___Toc26742_1804324697"/>
       <w:bookmarkEnd w:id="13"/>
       <w:r>
         <w:rPr>
@@ -6030,7 +6618,7 @@
         <w:color w:val="8A92A6"/>
         <w:sz w:val="16"/>
       </w:rPr>
-      <w:t xml:space="preserve">Планировщик отпусков 0.6.0 · Стенды, CI/CD и выпуск · стр. </w:t>
+      <w:t xml:space="preserve">Планировщик отпусков 1.0.0 · Стенды, CI/CD и выпуск · стр. </w:t>
     </w:r>
     <w:r>
       <w:rPr/>
@@ -6046,7 +6634,7 @@
     </w:r>
     <w:r>
       <w:rPr/>
-      <w:t>10</w:t>
+      <w:t>11</w:t>
     </w:r>
     <w:r>
       <w:rPr/>
@@ -6069,7 +6657,7 @@
         <w:color w:val="8A92A6"/>
         <w:sz w:val="16"/>
       </w:rPr>
-      <w:t xml:space="preserve">Планировщик отпусков 0.6.0 · Стенды, CI/CD и выпуск · стр. </w:t>
+      <w:t xml:space="preserve">Планировщик отпусков 1.0.0 · Стенды, CI/CD и выпуск · стр. </w:t>
     </w:r>
     <w:r>
       <w:rPr/>
@@ -6085,7 +6673,7 @@
     </w:r>
     <w:r>
       <w:rPr/>
-      <w:t>10</w:t>
+      <w:t>11</w:t>
     </w:r>
     <w:r>
       <w:rPr/>
